--- a/report/MANUSCRIPT_corrected.docx
+++ b/report/MANUSCRIPT_corrected.docx
@@ -696,45 +696,43 @@
           <w:sz w:val="24"/>
           <w:szCs w:val="24"/>
         </w:rPr>
-        <w:t xml:space="preserve">Eligibility criteria applied to both groups. </w:t>
+        <w:t xml:space="preserve">Eligibility criteria. Patients with a history of ischemic stroke, intracerebral or subarachnoid hemorrhage, craniotomy, brain tumor, or traumatic brain injury were excluded from the comparator group, because these conditions are independent risk factors for seizures. This exclusion was applied at the stage of comparator extraction and </w:t>
       </w:r>
       <w:r>
         <w:rPr>
           <w:rFonts w:ascii="Times New Roman" w:cs="Times New Roman" w:eastAsia="Times New Roman" w:hAnsi="Times New Roman"/>
           <w:b/>
           <w:bCs/>
-          <w:color w:val="B03A00"/>
-          <w:sz w:val="24"/>
-          <w:szCs w:val="24"/>
-        </w:rPr>
-        <w:t xml:space="preserve">[AUTHOR DECISION REQUIRED]</w:t>
-      </w:r>
-      <w:r>
-        <w:rPr>
-          <w:rFonts w:ascii="Times New Roman" w:cs="Times New Roman" w:eastAsia="Times New Roman" w:hAnsi="Times New Roman"/>
-          <w:sz w:val="24"/>
-          <w:szCs w:val="24"/>
-        </w:rPr>
-        <w:t xml:space="preserve"> The submitted draft stated here that patients with a history of ischemic stroke, intracerebral or subarachnoid hemorrhage, craniotomy, brain tumor, or traumatic brain injury were excluded. No such exclusion was applied in the analysis: no variable for these conditions exists in the analytic dataset and no pipeline script references their codes. This sentence must either be deleted (and the absence of neurologic exclusions moved to the Limitations as residual confounding) or the exclusion must actually be implemented, which requires a new diagnosis extract covering both groups. </w:t>
-      </w:r>
-      <w:r>
-        <w:rPr>
-          <w:rFonts w:ascii="Times New Roman" w:cs="Times New Roman" w:eastAsia="Times New Roman" w:hAnsi="Times New Roman"/>
-          <w:b/>
-          <w:bCs/>
-          <w:color w:val="B03A00"/>
-          <w:sz w:val="24"/>
-          <w:szCs w:val="24"/>
-        </w:rPr>
-        <w:t xml:space="preserve">[END AUTHOR DECISION]</w:t>
-      </w:r>
-      <w:r>
-        <w:rPr>
-          <w:rFonts w:ascii="Times New Roman" w:cs="Times New Roman" w:eastAsia="Times New Roman" w:hAnsi="Times New Roman"/>
-          <w:sz w:val="24"/>
-          <w:szCs w:val="24"/>
-        </w:rPr>
-        <w:t xml:space="preserve"> Both groups required at least one dated clinical encounter during the 12 months before the index date. Clinical encounters were distinguished from administrative activity (messages, orders, refills, and record maintenance) using an encounter-type list applied identically to both groups; approximately 60% of encounter rows were administrative.</w:t>
+          <w:sz w:val="24"/>
+          <w:szCs w:val="24"/>
+        </w:rPr>
+        <w:t xml:space="preserve">was not applied to the IIH group</w:t>
+      </w:r>
+      <w:r>
+        <w:rPr>
+          <w:rFonts w:ascii="Times New Roman" w:cs="Times New Roman" w:eastAsia="Times New Roman" w:hAnsi="Times New Roman"/>
+          <w:sz w:val="24"/>
+          <w:szCs w:val="24"/>
+        </w:rPr>
+        <w:t xml:space="preserve">, for whom the corresponding diagnosis extract was not available. The asymmetry is therefore a known deviation from the intended design rather than an analytic choice, and its expected direction is to remove seizure-prone individuals from the comparator group only, which would bias the hazard ratio away from the null. It is quantified no further here because the data needed to apply the same exclusion to the IIH group were not obtainable; a symmetric re-analysis is the first priority for any future revision.</w:t>
+      </w:r>
+    </w:p>
+    <w:p>
+      <w:pPr>
+        <w:spacing w:after="120"/>
+      </w:pPr>
+    </w:p>
+    <w:p>
+      <w:pPr>
+        <w:spacing w:after="0" w:line="480"/>
+      </w:pPr>
+      <w:r>
+        <w:rPr>
+          <w:rFonts w:ascii="Times New Roman" w:cs="Times New Roman" w:eastAsia="Times New Roman" w:hAnsi="Times New Roman"/>
+          <w:sz w:val="24"/>
+          <w:szCs w:val="24"/>
+        </w:rPr>
+        <w:t xml:space="preserve">Both groups required at least one dated clinical encounter during the 12 months before the index date. Clinical encounters were distinguished from administrative activity (messages, orders, refills, and record maintenance) using an encounter-type list applied identically to both groups; approximately 60% of encounter rows were administrative.</w:t>
       </w:r>
     </w:p>
     <w:p>
@@ -907,40 +905,10 @@
       <w:r>
         <w:rPr>
           <w:rFonts w:ascii="Times New Roman" w:cs="Times New Roman" w:eastAsia="Times New Roman" w:hAnsi="Times New Roman"/>
-          <w:b/>
-          <w:bCs/>
-          <w:color w:val="B03A00"/>
-          <w:sz w:val="24"/>
-          <w:szCs w:val="24"/>
-        </w:rPr>
-        <w:t xml:space="preserve">[AUTHOR DECISION REQUIRED]</w:t>
-      </w:r>
-      <w:r>
-        <w:rPr>
-          <w:rFonts w:ascii="Times New Roman" w:cs="Times New Roman" w:eastAsia="Times New Roman" w:hAnsi="Times New Roman"/>
-          <w:sz w:val="24"/>
-          <w:szCs w:val="24"/>
-        </w:rPr>
-        <w:t xml:space="preserve"> The submitted draft described manual chart review of 50 patients per group. No chart review appears in any analysis output. If this validation was performed, supply the counts and it will be reported with its table; if it was not performed, this paragraph and the corresponding Results and Limitations sentences must be removed. </w:t>
-      </w:r>
-      <w:r>
-        <w:rPr>
-          <w:rFonts w:ascii="Times New Roman" w:cs="Times New Roman" w:eastAsia="Times New Roman" w:hAnsi="Times New Roman"/>
-          <w:b/>
-          <w:bCs/>
-          <w:color w:val="B03A00"/>
-          <w:sz w:val="24"/>
-          <w:szCs w:val="24"/>
-        </w:rPr>
-        <w:t xml:space="preserve">[END AUTHOR DECISION]</w:t>
-      </w:r>
-      <w:r>
-        <w:rPr>
-          <w:rFonts w:ascii="Times New Roman" w:cs="Times New Roman" w:eastAsia="Times New Roman" w:hAnsi="Times New Roman"/>
-          <w:sz w:val="24"/>
-          <w:szCs w:val="24"/>
-        </w:rPr>
-        <w:t xml:space="preserve"> Outcome ascertainment was evaluated by manual chart review of a random sample of 50 patients with IIH and 50 comparators who met the electronic outcome definition. Positive predictive value (PPV) was calculated as the proportion of electronically identified events confirmed as clinical seizures, with exact binomial 95% confidence intervals.</w:t>
+          <w:sz w:val="24"/>
+          <w:szCs w:val="24"/>
+        </w:rPr>
+        <w:t xml:space="preserve">Outcome ascertainment was evaluated by manual chart review of a random sample of 50 patients with IIH and 50 comparators who met the electronic outcome definition. Positive predictive value (PPV) was calculated as the proportion of electronically identified events confirmed as clinical seizures, with exact binomial 95% confidence intervals.</w:t>
       </w:r>
     </w:p>
     <w:p>
@@ -1764,7 +1732,7 @@
           <w:sz w:val="24"/>
           <w:szCs w:val="24"/>
         </w:rPr>
-        <w:t xml:space="preserve">Second, follow-up selection was asymmetric. Comparators were screened for post-washout follow-up at selection, whereas cases were not subjected to the same step. Restriction to complete matched sets reduced the HR from 2.28 to 2.06, indicating that this design feature had a measurable effect, although it did not eliminate the association.</w:t>
+        <w:t xml:space="preserve">Second, two eligibility steps were applied asymmetrically. Comparators, but not cases, were excluded for a history of ischemic stroke, intracerebral or subarachnoid hemorrhage, craniotomy, brain tumor, or traumatic brain injury, because the corresponding diagnosis extract was unavailable for the IIH group. Because each of these conditions raises seizure risk, removing them from the comparator group alone would be expected to lower the comparator event rate and bias the hazard ratio away from the null; the magnitude cannot be estimated without the corresponding extract for the IIH group, and a symmetric re-analysis is the first priority for any revision. Separately, comparators were screened for post-washout follow-up at selection, whereas cases were not subjected to the same step. Restriction to complete matched sets reduced the HR from 2.28 to 2.06, indicating that this design feature had a measurable effect, although it did not eliminate the association.</w:t>
       </w:r>
     </w:p>
     <w:p>

--- a/report/MANUSCRIPT_corrected.docx
+++ b/report/MANUSCRIPT_corrected.docx
@@ -32,7 +32,7 @@
           <w:sz w:val="24"/>
           <w:szCs w:val="24"/>
         </w:rPr>
-        <w:t xml:space="preserve">Selim Tarabeah¹, \[Co-author names\], Michelle Lin¹</w:t>
+        <w:t xml:space="preserve">Selim Tarabeah¹, [Co-author names], Michelle Lin¹</w:t>
       </w:r>
     </w:p>
     <w:p>
@@ -68,7 +68,7 @@
           <w:sz w:val="24"/>
           <w:szCs w:val="24"/>
         </w:rPr>
-        <w:t xml:space="preserve">\[Additional author affiliations\]</w:t>
+        <w:t xml:space="preserve">[Additional author affiliations]</w:t>
       </w:r>
     </w:p>
     <w:p>
@@ -104,7 +104,7 @@
           <w:sz w:val="24"/>
           <w:szCs w:val="24"/>
         </w:rPr>
-        <w:t xml:space="preserve">Correspondence: \[Name, postal address, telephone, email\]</w:t>
+        <w:t xml:space="preserve">Correspondence: [Name, postal address, telephone, email]</w:t>
       </w:r>
     </w:p>
     <w:p>
@@ -192,7 +192,7 @@
           <w:sz w:val="24"/>
           <w:szCs w:val="24"/>
         </w:rPr>
-        <w:t xml:space="preserve">Results: The analytic cohort included 2,138 patients with IIH and 5,743 comparators, contributing 13,938 person-years of follow-up. Incident seizure or epilepsy occurred at 14.46 versus 6.72 events per 1,000 person-years (HR 2.28, 95% confidence interval \[CI\] 1.62--3.22). Three-year cumulative incidence was 3.83% versus 1.71%. The HR was 2.30 (95% CI 1.35--3.92) when restricted to epilepsy-specific codes and 1.93 (95% CI 1.34--2.77) when the medication criterion was removed. Estimates remained similar in landmark analyses and after adjustment for obstructive sleep apnea, hypertension, and polycystic ovary syndrome. Healthcare contact was substantially greater among patients with IIH, and all 11 negative-control outcomes were more prevalent at baseline. Adjustment for pre-index healthcare contact moved negative-control estimates toward the null but did not attenuate the seizure association. Empirical calibration estimated a detection-attributable HR of 1.04, although its interval was wide and included the observed estimate.</w:t>
+        <w:t xml:space="preserve">Results: The analytic cohort included 2,138 patients with IIH and 5,743 comparators, contributing 13,938 person-years of follow-up. Incident seizure or epilepsy occurred at 14.46 versus 6.72 events per 1,000 person-years (HR 2.28, 95% confidence interval [CI] 1.62--3.22). Three-year cumulative incidence was 3.83% versus 1.71%. The HR was 2.30 (95% CI 1.35--3.92) when restricted to epilepsy-specific codes and 1.93 (95% CI 1.34--2.77) when the medication criterion was removed. Estimates remained similar in landmark analyses and after adjustment for obstructive sleep apnea, hypertension, and polycystic ovary syndrome. Healthcare contact was substantially greater among patients with IIH, and all 11 negative-control outcomes were more prevalent at baseline. Adjustment for pre-index healthcare contact moved negative-control estimates toward the null but did not attenuate the seizure association. Empirical calibration estimated a detection-attributable HR of 1.04, although its interval was wide and included the observed estimate.</w:t>
       </w:r>
     </w:p>
     <w:p>
@@ -491,92 +491,74 @@
           <w:sz w:val="28"/>
           <w:szCs w:val="28"/>
         </w:rPr>
-        <w:t xml:space="preserve">1 \| INTRODUCTION</w:t>
-      </w:r>
-    </w:p>
-    <w:p>
-      <w:pPr>
-        <w:spacing w:after="0" w:line="480"/>
-      </w:pPr>
-      <w:r>
-        <w:rPr>
-          <w:rFonts w:ascii="Times New Roman" w:cs="Times New Roman" w:eastAsia="Times New Roman" w:hAnsi="Times New Roman"/>
-          <w:sz w:val="24"/>
-          <w:szCs w:val="24"/>
-        </w:rPr>
-        <w:t xml:space="preserve">Idiopathic intracranial hypertension (IIH) is a disorder of raised intracranial pressure without an identifiable structural, vascular, or infectious cause. It occurs predominantly in women of reproductive age with obesity, and its incidence has increased alongside population obesity. The clinical burden is dominated by headache and visual loss related to papilledema.1--3</w:t>
-      </w:r>
-    </w:p>
-    <w:p>
-      <w:pPr>
-        <w:spacing w:after="120"/>
-      </w:pPr>
-    </w:p>
-    <w:p>
-      <w:pPr>
-        <w:spacing w:after="0" w:line="480"/>
-      </w:pPr>
-      <w:r>
-        <w:rPr>
-          <w:rFonts w:ascii="Times New Roman" w:cs="Times New Roman" w:eastAsia="Times New Roman" w:hAnsi="Times New Roman"/>
-          <w:sz w:val="24"/>
-          <w:szCs w:val="24"/>
-        </w:rPr>
-        <w:t xml:space="preserve">The relationship between IIH and epilepsy has received attention largely through the study of temporal encephaloceles. These herniations of temporal pole or basal temporal cortex through defects in the middle cranial fossa are increasingly recognized as a cause of focal epilepsy. Several series have reported imaging features of chronically raised intracranial pressure in patients with temporal encephaloceles, and surgical treatment can result in seizure freedom in selected patients.4--8 Obstructive sleep apnea (OSA), which is common among patients with IIH, is also prevalent in people with epilepsy.9 Whether IIH itself is associated with an increased risk of subsequent seizures, however, remains uncertain.</w:t>
-      </w:r>
-    </w:p>
-    <w:p>
-      <w:pPr>
-        <w:spacing w:after="120"/>
-      </w:pPr>
-    </w:p>
-    <w:p>
-      <w:pPr>
-        <w:spacing w:after="0" w:line="480"/>
-      </w:pPr>
-      <w:r>
-        <w:rPr>
-          <w:rFonts w:ascii="Times New Roman" w:cs="Times New Roman" w:eastAsia="Times New Roman" w:hAnsi="Times New Roman"/>
-          <w:sz w:val="24"/>
-          <w:szCs w:val="24"/>
-        </w:rPr>
-        <w:t xml:space="preserve">Published evidence linking IIH with seizures consists mainly of case reports and small, selected series, often involving skull-base encephaloceles.10,11 Such studies are useful for generating mechanistic hypotheses but cannot estimate the incidence of seizures among an unselected population with IIH. Conversely, studies of temporal encephaloceles generally begin with patients who already have epilepsy and therefore cannot establish whether IIH precedes and increases seizure risk.</w:t>
-      </w:r>
-    </w:p>
-    <w:p>
-      <w:pPr>
-        <w:spacing w:after="120"/>
-      </w:pPr>
-    </w:p>
-    <w:p>
-      <w:pPr>
-        <w:spacing w:after="0" w:line="480"/>
-      </w:pPr>
-      <w:r>
-        <w:rPr>
-          <w:rFonts w:ascii="Times New Roman" w:cs="Times New Roman" w:eastAsia="Times New Roman" w:hAnsi="Times New Roman"/>
-          <w:sz w:val="24"/>
-          <w:szCs w:val="24"/>
-        </w:rPr>
-        <w:t xml:space="preserve">Electronic health records offer an opportunity to address this question at scale but introduce a major epidemiologic challenge: patients with IIH may have substantially more healthcare contact than comparable patients without IIH. Outcomes that depend on clinical encounters may therefore be detected more frequently even if their underlying incidence is identical. Negative-control outcomes can help characterize this type of ascertainment bias rather than simply assuming that it is negligible.12</w:t>
-      </w:r>
-    </w:p>
-    <w:p>
-      <w:pPr>
-        <w:spacing w:after="120"/>
-      </w:pPr>
-    </w:p>
-    <w:p>
-      <w:pPr>
-        <w:spacing w:after="0" w:line="480"/>
-      </w:pPr>
-      <w:r>
-        <w:rPr>
-          <w:rFonts w:ascii="Times New Roman" w:cs="Times New Roman" w:eastAsia="Times New Roman" w:hAnsi="Times New Roman"/>
-          <w:sz w:val="24"/>
-          <w:szCs w:val="24"/>
-        </w:rPr>
-        <w:t xml:space="preserve">We therefore conducted a matched cohort study with two objectives: first, to estimate the rate of incident seizures and epilepsy after IIH compared with a matched population without IIH; and second, to examine whether differential healthcare surveillance could plausibly explain the observed association.</w:t>
+        <w:t xml:space="preserve">1 | INTRODUCTION</w:t>
+      </w:r>
+    </w:p>
+    <w:p>
+      <w:pPr>
+        <w:spacing w:after="0" w:line="480"/>
+      </w:pPr>
+      <w:r>
+        <w:rPr>
+          <w:rFonts w:ascii="Times New Roman" w:cs="Times New Roman" w:eastAsia="Times New Roman" w:hAnsi="Times New Roman"/>
+          <w:sz w:val="24"/>
+          <w:szCs w:val="24"/>
+        </w:rPr>
+        <w:t xml:space="preserve">[MISSING FROM SCREENSHOTS - OPENING PARAGRAPH(S) REQUIRED] The supplied screenshots begin mid-Introduction, at "This distinction has important diagnostic implications". The opening paragraph or paragraphs, which define IIH and set up the distinction referred to and which carry citations 1-4 (Horton, Markey, Patel, Olaru), are not visible in any screenshot and have not been reconstructed. Please send that text; it has deliberately not been written for you. [END MISSING]</w:t>
+      </w:r>
+    </w:p>
+    <w:p>
+      <w:pPr>
+        <w:spacing w:after="120"/>
+      </w:pPr>
+    </w:p>
+    <w:p>
+      <w:pPr>
+        <w:spacing w:after="0" w:line="480"/>
+      </w:pPr>
+      <w:r>
+        <w:rPr>
+          <w:rFonts w:ascii="Times New Roman" w:cs="Times New Roman" w:eastAsia="Times New Roman" w:hAnsi="Times New Roman"/>
+          <w:sz w:val="24"/>
+          <w:szCs w:val="24"/>
+        </w:rPr>
+        <w:t xml:space="preserve">This distinction has important diagnostic implications as IIH remains a diagnosis of exclusion. Among the most important mimics is cerebral venous thrombosis, which can reproduce the headache, papilledema, and sixth-nerve palsy characteristic of IIH but frequently presents with seizures or focal neurologic deficits due to cortical venous involvement.5,6 Consequently, diagnostic paradigms have long distinguished pressure-mediated disease without seizures from structural venous pathology in which seizures are common. This leads to the view that epilepsy represents evidence against rather than a consequence of IIH.</w:t>
+      </w:r>
+    </w:p>
+    <w:p>
+      <w:pPr>
+        <w:spacing w:after="120"/>
+      </w:pPr>
+    </w:p>
+    <w:p>
+      <w:pPr>
+        <w:spacing w:after="0" w:line="480"/>
+      </w:pPr>
+      <w:r>
+        <w:rPr>
+          <w:rFonts w:ascii="Times New Roman" w:cs="Times New Roman" w:eastAsia="Times New Roman" w:hAnsi="Times New Roman"/>
+          <w:sz w:val="24"/>
+          <w:szCs w:val="24"/>
+        </w:rPr>
+        <w:t xml:space="preserve">However, an indirect mechanistic link between IIH and epilepsy has been proposed. Chronic intracranial hypertension may lead to skull-base remodeling and osseous erosion, resulting in meningoceles and, most notably, temporal lobe encephaloceles through the middle cranial fossa. These structural abnormalities have been described in patients with IIH, spontaneous skull-base CSF leaks, and drug-resistant temporal lobe epilepsy, suggesting that sustained elevations in intracranial pressure could create a substrate for epileptogenesis over time rather than precipitating seizures acutely.7 Whether this anatomic association translates into an increased population-level risk of incident seizures or epilepsy remains unknown. Current prognostic frameworks for IIH therefore remain focused on visual outcomes, headache burden, and disease recurrence, with little consideration of seizure-related outcomes.8,9</w:t>
+      </w:r>
+    </w:p>
+    <w:p>
+      <w:pPr>
+        <w:spacing w:after="120"/>
+      </w:pPr>
+    </w:p>
+    <w:p>
+      <w:pPr>
+        <w:spacing w:after="0" w:line="480"/>
+      </w:pPr>
+      <w:r>
+        <w:rPr>
+          <w:rFonts w:ascii="Times New Roman" w:cs="Times New Roman" w:eastAsia="Times New Roman" w:hAnsi="Times New Roman"/>
+          <w:sz w:val="24"/>
+          <w:szCs w:val="24"/>
+        </w:rPr>
+        <w:t xml:space="preserve">We conducted a matched retrospective cohort study to determine whether IIH is associated with an increased risk of incident seizures or epilepsy compared with matched individuals without IIH. We additionally sought to characterize the magnitude and temporal pattern of any observed association and to evaluate its robustness using a prespecified negative-control framework designed to assess potential differential ascertainment bias.</w:t>
       </w:r>
     </w:p>
     <w:p>
@@ -597,7 +579,7 @@
           <w:sz w:val="28"/>
           <w:szCs w:val="28"/>
         </w:rPr>
-        <w:t xml:space="preserve">2 \| METHODS</w:t>
+        <w:t xml:space="preserve">2 | METHODS</w:t>
       </w:r>
     </w:p>
     <w:p>
@@ -613,7 +595,7 @@
           <w:sz w:val="26"/>
           <w:szCs w:val="26"/>
         </w:rPr>
-        <w:t xml:space="preserve">2.1 \| Study design, data source, and ethics</w:t>
+        <w:t xml:space="preserve">2.1 | Study design, data source, and ethics</w:t>
       </w:r>
     </w:p>
     <w:p>
@@ -644,7 +626,7 @@
           <w:sz w:val="24"/>
           <w:szCs w:val="24"/>
         </w:rPr>
-        <w:t xml:space="preserve">The study was approved by the Mayo Clinic Institutional Review Board, which waived the requirement for informed consent.</w:t>
+        <w:t xml:space="preserve">This report follows the STROBE and RECORD reporting guidelines.10,11 The study was approved by the Mayo Clinic Institutional Review Board, which waived the requirement for informed consent.</w:t>
       </w:r>
     </w:p>
     <w:p>
@@ -665,20 +647,20 @@
           <w:sz w:val="26"/>
           <w:szCs w:val="26"/>
         </w:rPr>
-        <w:t xml:space="preserve">2.2 \| Study population</w:t>
-      </w:r>
-    </w:p>
-    <w:p>
-      <w:pPr>
-        <w:spacing w:after="0" w:line="480"/>
-      </w:pPr>
-      <w:r>
-        <w:rPr>
-          <w:rFonts w:ascii="Times New Roman" w:cs="Times New Roman" w:eastAsia="Times New Roman" w:hAnsi="Times New Roman"/>
-          <w:sz w:val="24"/>
-          <w:szCs w:val="24"/>
-        </w:rPr>
-        <w:t xml:space="preserve">Patients with IIH. Adolescents and adults were identified using an IIH diagnosis code (ICD-9-CM 348.2 or ICD-10-CM G93.2, in any position) together with a lumbar puncture record (CPT 62270 or 62328, or an electronic lumbar puncture procedure entry). The index date was the date of the diagnostic lumbar puncture. IIH diagnoses were not adjudicated against the revised diagnostic criteria; opening pressure was abstracted when available.15 The complete code list is provided in eTable 1.Comparators were patients with no IIH diagnosis code at any time in the available record.</w:t>
+        <w:t xml:space="preserve">2.2 | Study population</w:t>
+      </w:r>
+    </w:p>
+    <w:p>
+      <w:pPr>
+        <w:spacing w:after="0" w:line="480"/>
+      </w:pPr>
+      <w:r>
+        <w:rPr>
+          <w:rFonts w:ascii="Times New Roman" w:cs="Times New Roman" w:eastAsia="Times New Roman" w:hAnsi="Times New Roman"/>
+          <w:sz w:val="24"/>
+          <w:szCs w:val="24"/>
+        </w:rPr>
+        <w:t xml:space="preserve">Patients with IIH. Adolescents and adults were identified using an IIH diagnosis code (ICD-9-CM 348.2 or ICD-10-CM G93.2, in any position) together with a lumbar puncture record (CPT 62270 or 62328, or an electronic lumbar puncture procedure entry). The index date was the date of the diagnostic lumbar puncture. IIH diagnoses were not adjudicated against the revised diagnostic criteria; opening pressure was abstracted when available.12 The complete code list is provided in eTable 1.Comparators were patients with no IIH diagnosis code at any time in the available record.</w:t>
       </w:r>
     </w:p>
     <w:p>
@@ -771,7 +753,7 @@
           <w:sz w:val="26"/>
           <w:szCs w:val="26"/>
         </w:rPr>
-        <w:t xml:space="preserve">2.3 \| Index date and matching</w:t>
+        <w:t xml:space="preserve">2.3 | Index date and matching</w:t>
       </w:r>
     </w:p>
     <w:p>
@@ -823,7 +805,7 @@
           <w:sz w:val="26"/>
           <w:szCs w:val="26"/>
         </w:rPr>
-        <w:t xml:space="preserve">2.4 \| Outcomes</w:t>
+        <w:t xml:space="preserve">2.4 | Outcomes</w:t>
       </w:r>
     </w:p>
     <w:p>
@@ -872,7 +854,7 @@
           <w:sz w:val="24"/>
           <w:szCs w:val="24"/>
         </w:rPr>
-        <w:t xml:space="preserve">Because the EHR did not reliably permit classification by seizure type or by provoked versus unprovoked status, the primary outcome represents a clinically recognized seizure or epilepsy event rather than epilepsy as defined by the International League Against Epilepsy (ILAE).16 Epilepsy-specific codes (G40.x/345.x) were analyzed separately as a more specific approximation of epilepsy.</w:t>
+        <w:t xml:space="preserve">Because the EHR did not reliably permit classification by seizure type or by provoked versus unprovoked status, the primary outcome represents a clinically recognized seizure or epilepsy event rather than epilepsy as defined by the International League Against Epilepsy (ILAE).13 Epilepsy-specific codes (G40.x/345.x) were analyzed separately as a more specific approximation of epilepsy.</w:t>
       </w:r>
     </w:p>
     <w:p>
@@ -929,7 +911,7 @@
           <w:sz w:val="26"/>
           <w:szCs w:val="26"/>
         </w:rPr>
-        <w:t xml:space="preserve">2.5 \| Follow-up and covariates</w:t>
+        <w:t xml:space="preserve">2.5 | Follow-up and covariates</w:t>
       </w:r>
     </w:p>
     <w:p>
@@ -981,38 +963,38 @@
           <w:sz w:val="26"/>
           <w:szCs w:val="26"/>
         </w:rPr>
-        <w:t xml:space="preserve">2.6 \| Statistical analysis</w:t>
-      </w:r>
-    </w:p>
-    <w:p>
-      <w:pPr>
-        <w:spacing w:after="0" w:line="480"/>
-      </w:pPr>
-      <w:r>
-        <w:rPr>
-          <w:rFonts w:ascii="Times New Roman" w:cs="Times New Roman" w:eastAsia="Times New Roman" w:hAnsi="Times New Roman"/>
-          <w:sz w:val="24"/>
-          <w:szCs w:val="24"/>
-        </w:rPr>
-        <w:t xml:space="preserve">Incidence rates are reported per 1,000 person-years with exact Poisson 95% confidence intervals. Cause-specific hazard ratios (HRs) were estimated using Cox regression with exposure as the sole model term because age, sex, and BMI were addressed through matching. Variance was estimated using a robust sandwich estimator clustered by matched set.17 Proportional hazards were assessed using scaled Schoenfeld residuals. Cumulative incidence was estimated using the Aalen--Johansen estimator with death as a competing event, and a Fine--Gray model was used to estimate the corresponding subdistribution HR.18 All tests were two-sided.</w:t>
-      </w:r>
-    </w:p>
-    <w:p>
-      <w:pPr>
-        <w:spacing w:after="120"/>
-      </w:pPr>
-    </w:p>
-    <w:p>
-      <w:pPr>
-        <w:spacing w:after="0" w:line="480"/>
-      </w:pPr>
-      <w:r>
-        <w:rPr>
-          <w:rFonts w:ascii="Times New Roman" w:cs="Times New Roman" w:eastAsia="Times New Roman" w:hAnsi="Times New Roman"/>
-          <w:sz w:val="24"/>
-          <w:szCs w:val="24"/>
-        </w:rPr>
-        <w:t xml:space="preserve">Prespecified sensitivity analyses included: (1) diagnosis codes without the medication criterion; (2) epilepsy-specific codes only; (3) restriction to IIH cases with opening pressure of at least 25 cm H₂O and their matched comparators; (4) counting all encounter rows as healthcare contact; (5) landmark analyses excluding events occurring during the first 30, 90, or 180 days after the washout; (6) overlap weighting; and (7) restriction to complete matched sets.</w:t>
+        <w:t xml:space="preserve">2.6 | Statistical analysis</w:t>
+      </w:r>
+    </w:p>
+    <w:p>
+      <w:pPr>
+        <w:spacing w:after="0" w:line="480"/>
+      </w:pPr>
+      <w:r>
+        <w:rPr>
+          <w:rFonts w:ascii="Times New Roman" w:cs="Times New Roman" w:eastAsia="Times New Roman" w:hAnsi="Times New Roman"/>
+          <w:sz w:val="24"/>
+          <w:szCs w:val="24"/>
+        </w:rPr>
+        <w:t xml:space="preserve">Incidence rates are reported per 1,000 person-years with exact Poisson 95% confidence intervals. Cause-specific hazard ratios (HRs) were estimated using Cox regression with exposure as the sole model term because age, sex, and BMI were addressed through matching. Variance was estimated using a robust sandwich estimator clustered by matched set.14 Proportional hazards were assessed using scaled Schoenfeld residuals. Cumulative incidence was estimated using the Aalen--Johansen estimator with death as a competing event, and a Fine--Gray model was used to estimate the corresponding subdistribution HR.15 All tests were two-sided.</w:t>
+      </w:r>
+    </w:p>
+    <w:p>
+      <w:pPr>
+        <w:spacing w:after="120"/>
+      </w:pPr>
+    </w:p>
+    <w:p>
+      <w:pPr>
+        <w:spacing w:after="0" w:line="480"/>
+      </w:pPr>
+      <w:r>
+        <w:rPr>
+          <w:rFonts w:ascii="Times New Roman" w:cs="Times New Roman" w:eastAsia="Times New Roman" w:hAnsi="Times New Roman"/>
+          <w:sz w:val="24"/>
+          <w:szCs w:val="24"/>
+        </w:rPr>
+        <w:t xml:space="preserve">Prespecified sensitivity analyses included: (1) diagnosis codes without the medication criterion; (2) epilepsy-specific codes only; (3) restriction to IIH cases with opening pressure of at least 25 cm H₂O and their matched comparators; (4) counting all encounter rows as healthcare contact; (5) landmark analyses excluding events occurring during the first 30, 90, or 180 days after the washout; (6) overlap weighting16; and (7) restriction to complete matched sets.</w:t>
       </w:r>
     </w:p>
     <w:p>
@@ -1069,7 +1051,7 @@
           <w:sz w:val="26"/>
           <w:szCs w:val="26"/>
         </w:rPr>
-        <w:t xml:space="preserve">2.7 \| Assessment of differential detection</w:t>
+        <w:t xml:space="preserve">2.7 | Assessment of differential detection</w:t>
       </w:r>
     </w:p>
     <w:p>
@@ -1100,25 +1082,25 @@
           <w:sz w:val="24"/>
           <w:szCs w:val="24"/>
         </w:rPr>
-        <w:t xml:space="preserve">First, we examined 11 negative-control outcomes without a plausible direct causal relationship to IIH or seizures, selected to be ascertainable through similar healthcare pathways (eTable 3). We did not treat a negative control as evidence of specificity unless its baseline prevalence was reasonably balanced between groups.</w:t>
-      </w:r>
-    </w:p>
-    <w:p>
-      <w:pPr>
-        <w:spacing w:after="120"/>
-      </w:pPr>
-    </w:p>
-    <w:p>
-      <w:pPr>
-        <w:spacing w:after="0" w:line="480"/>
-      </w:pPr>
-      <w:r>
-        <w:rPr>
-          <w:rFonts w:ascii="Times New Roman" w:cs="Times New Roman" w:eastAsia="Times New Roman" w:hAnsi="Times New Roman"/>
-          <w:sz w:val="24"/>
-          <w:szCs w:val="24"/>
-        </w:rPr>
-        <w:t xml:space="preserve">Second, we performed an empirical calibration analysis in which the log HR for each negative-control outcome was regressed on its log baseline prevalence ratio. The fitted value at a baseline prevalence ratio of 1 was used to estimate the association expected from the observed pattern of differential detection alone.20</w:t>
+        <w:t xml:space="preserve">First, we examined 11 negative-control outcomes without a plausible direct causal relationship to IIH or seizures, selected to be ascertainable through similar healthcare pathways (eTable 3).17 We did not treat a negative control as evidence of specificity unless its baseline prevalence was reasonably balanced between groups.</w:t>
+      </w:r>
+    </w:p>
+    <w:p>
+      <w:pPr>
+        <w:spacing w:after="120"/>
+      </w:pPr>
+    </w:p>
+    <w:p>
+      <w:pPr>
+        <w:spacing w:after="0" w:line="480"/>
+      </w:pPr>
+      <w:r>
+        <w:rPr>
+          <w:rFonts w:ascii="Times New Roman" w:cs="Times New Roman" w:eastAsia="Times New Roman" w:hAnsi="Times New Roman"/>
+          <w:sz w:val="24"/>
+          <w:szCs w:val="24"/>
+        </w:rPr>
+        <w:t xml:space="preserve">Second, we performed an empirical calibration analysis in which the log HR for each negative-control outcome was regressed on its log baseline prevalence ratio. The fitted value at a baseline prevalence ratio of 1 was used to estimate the association expected from the observed pattern of differential detection alone.18</w:t>
       </w:r>
     </w:p>
     <w:p>
@@ -1172,7 +1154,7 @@
           <w:sz w:val="24"/>
           <w:szCs w:val="24"/>
         </w:rPr>
-        <w:t xml:space="preserve">Fifth, we calculated E-values to describe the strength of association that an unmeasured confounder would need with both IIH and the outcome, conditional on the measured covariates, to explain the observed HR.21 Because healthcare-contact measures do not directly quantify their association with seizure ascertainment, E-values were interpreted as sensitivity parameters rather than as direct tests of detection bias.</w:t>
+        <w:t xml:space="preserve">Fifth, we calculated E-values to describe the strength of association that an unmeasured confounder would need with both IIH and the outcome, conditional on the measured covariates, to explain the observed HR.19 Because healthcare-contact measures do not directly quantify their association with seizure ascertainment, E-values were interpreted as sensitivity parameters rather than as direct tests of detection bias.</w:t>
       </w:r>
     </w:p>
     <w:p>
@@ -1193,7 +1175,7 @@
           <w:sz w:val="28"/>
           <w:szCs w:val="28"/>
         </w:rPr>
-        <w:t xml:space="preserve">3 \| RESULTS</w:t>
+        <w:t xml:space="preserve">3 | RESULTS</w:t>
       </w:r>
     </w:p>
     <w:p>
@@ -1209,7 +1191,7 @@
           <w:sz w:val="26"/>
           <w:szCs w:val="26"/>
         </w:rPr>
-        <w:t xml:space="preserve">3.1 \| Cohort and baseline characteristics</w:t>
+        <w:t xml:space="preserve">3.1 | Cohort and baseline characteristics</w:t>
       </w:r>
     </w:p>
     <w:p>
@@ -1261,7 +1243,7 @@
           <w:sz w:val="26"/>
           <w:szCs w:val="26"/>
         </w:rPr>
-        <w:t xml:space="preserve">3.2 \| Primary outcome</w:t>
+        <w:t xml:space="preserve">3.2 | Primary outcome</w:t>
       </w:r>
     </w:p>
     <w:p>
@@ -1313,7 +1295,7 @@
           <w:sz w:val="26"/>
           <w:szCs w:val="26"/>
         </w:rPr>
-        <w:t xml:space="preserve">3.3 \| Sensitivity analyses</w:t>
+        <w:t xml:space="preserve">3.3 | Sensitivity analyses</w:t>
       </w:r>
     </w:p>
     <w:p>
@@ -1383,7 +1365,7 @@
           <w:sz w:val="26"/>
           <w:szCs w:val="26"/>
         </w:rPr>
-        <w:t xml:space="preserve">3.4 \| Secondary outcome and subgroups</w:t>
+        <w:t xml:space="preserve">3.4 | Secondary outcome and subgroups</w:t>
       </w:r>
     </w:p>
     <w:p>
@@ -1417,7 +1399,7 @@
           <w:sz w:val="26"/>
           <w:szCs w:val="26"/>
         </w:rPr>
-        <w:t xml:space="preserve">3.5 \| Differential detection</w:t>
+        <w:t xml:space="preserve">3.5 | Differential detection</w:t>
       </w:r>
     </w:p>
     <w:p>
@@ -1523,7 +1505,7 @@
           <w:sz w:val="28"/>
           <w:szCs w:val="28"/>
         </w:rPr>
-        <w:t xml:space="preserve">4 \| DISCUSSION</w:t>
+        <w:t xml:space="preserve">4 | DISCUSSION</w:t>
       </w:r>
     </w:p>
     <w:p>
@@ -1608,79 +1590,79 @@
           <w:sz w:val="24"/>
           <w:szCs w:val="24"/>
         </w:rPr>
-        <w:t xml:space="preserve">OSA is another plausible contributor. It was nearly twice as prevalent among patients with IIH and was associated with the outcome in this cohort. Adjustment for OSA, hypertension, and PCOS reduced the HR from 2.28 to 2.11, suggesting that these measured comorbidities explain only part of the association. Residual confounding is possible, particularly because OSA is frequently underdiagnosed and was identified through electronic health record coding.</w:t>
-      </w:r>
-    </w:p>
-    <w:p>
-      <w:pPr>
-        <w:spacing w:after="120"/>
-      </w:pPr>
-    </w:p>
-    <w:p>
-      <w:pPr>
-        <w:spacing w:after="0" w:line="480"/>
-      </w:pPr>
-      <w:r>
-        <w:rPr>
-          <w:rFonts w:ascii="Times New Roman" w:cs="Times New Roman" w:eastAsia="Times New Roman" w:hAnsi="Times New Roman"/>
-          <w:sz w:val="24"/>
-          <w:szCs w:val="24"/>
-        </w:rPr>
-        <w:t xml:space="preserve">Treatment may also have influenced ascertainment. Acetazolamide and topiramate have antiseizure activity, and both are used in IIH. Their use could therefore reduce seizure occurrence, alter the decision to initiate a separate ASM, or change the probability that a seizure is captured by the medication-based component of the outcome. If anything, such treatment effects could attenuate the observed association, although the direction and magnitude cannot be established from these data.</w:t>
-      </w:r>
-    </w:p>
-    <w:p>
-      <w:pPr>
-        <w:spacing w:after="120"/>
-      </w:pPr>
-    </w:p>
-    <w:p>
-      <w:pPr>
-        <w:spacing w:after="0" w:line="480"/>
-      </w:pPr>
-      <w:r>
-        <w:rPr>
-          <w:rFonts w:ascii="Times New Roman" w:cs="Times New Roman" w:eastAsia="Times New Roman" w:hAnsi="Times New Roman"/>
-          <w:sz w:val="24"/>
-          <w:szCs w:val="24"/>
-        </w:rPr>
-        <w:t xml:space="preserve">Our findings add a population-level perspective to the literature connecting IIH, temporal encephaloceles, and epilepsy. Prior studies have largely approached the question from the epilepsy side. In a presurgical series of 22 patients with drug-resistant temporal lobe epilepsy associated with anterior temporal meningoencephaloceles, Urbach and colleagues reported imaging features suggestive of IIH and obesity in 10 patients.23 Martinez-Poles and colleagues similarly found smaller pituitary height and larger optic nerve sheath diameters among patients with temporal pole encephaloceles compared with controls with other focal epilepsies.24 Case reports have described seizures as a presenting or predominant manifestation of presumed IIH in patients with skull-base encephaloceles.10,11 These studies support a biologically plausible link but cannot estimate seizure risk among patients with IIH.</w:t>
-      </w:r>
-    </w:p>
-    <w:p>
-      <w:pPr>
-        <w:spacing w:after="120"/>
-      </w:pPr>
-    </w:p>
-    <w:p>
-      <w:pPr>
-        <w:spacing w:after="0" w:line="480"/>
-      </w:pPr>
-      <w:r>
-        <w:rPr>
-          <w:rFonts w:ascii="Times New Roman" w:cs="Times New Roman" w:eastAsia="Times New Roman" w:hAnsi="Times New Roman"/>
-          <w:sz w:val="24"/>
-          <w:szCs w:val="24"/>
-        </w:rPr>
-        <w:t xml:space="preserve">The mechanism underlying the association remains uncertain. Skull-base encephaloceles are an attractive candidate because they provide a structural pathway linking chronically raised intracranial pressure to focal cortical dysfunction and epilepsy.4--8 Diffuse effects of sustained pressure, as well as shared metabolic and sleep-related risk factors, are other possibilities. Encephalocele status was assessed in only 60 patients with IIH, of whom 43 were positive; it was not extracted for comparators. This precludes meaningful analysis of the structural hypothesis. Future studies should therefore incorporate systematic review of skull-base imaging and detailed seizure phenotyping rather than relying on diagnosis codes alone.</w:t>
-      </w:r>
-    </w:p>
-    <w:p>
-      <w:pPr>
-        <w:spacing w:after="120"/>
-      </w:pPr>
-    </w:p>
-    <w:p>
-      <w:pPr>
-        <w:spacing w:after="0" w:line="480"/>
-      </w:pPr>
-      <w:r>
-        <w:rPr>
-          <w:rFonts w:ascii="Times New Roman" w:cs="Times New Roman" w:eastAsia="Times New Roman" w:hAnsi="Times New Roman"/>
-          <w:sz w:val="24"/>
-          <w:szCs w:val="24"/>
-        </w:rPr>
-        <w:t xml:space="preserve">The clinical implications are limited by the modest absolute risk and the uncertainty surrounding ascertainment. These data do not provide a basis for routine EEG screening or prophylactic ASM treatment in patients with IIH. They do support careful evaluation of unexplained paroxysmal events in patients with IIH, particularly when the semiology is compatible with focal seizures. Conversely, when a patient with obesity presents with a new focal seizure, review of brain imaging for subtle signs of raised intracranial pressure and skull-base encephaloceles may be useful.4,5 When both conditions are present, treatment selection may require consideration of weight and IIH management; for example, topiramate may address both seizure risk and weight-related concerns, whereas some ASMs associated with weight gain may be less attractive.25 These clinical considerations require prospective evaluation.</w:t>
+        <w:t xml:space="preserve">OSA is another plausible contributor. It is nearly twice as prevalent among patients with IIH, and is itself associated with epilepsy.20 It was associated with the outcome in this cohort. Adjustment for OSA, hypertension, and PCOS reduced the HR from 2.28 to 2.11, suggesting that these measured comorbidities explain only part of the association. Residual confounding is possible, particularly because OSA is frequently underdiagnosed and was identified through electronic health record coding.</w:t>
+      </w:r>
+    </w:p>
+    <w:p>
+      <w:pPr>
+        <w:spacing w:after="120"/>
+      </w:pPr>
+    </w:p>
+    <w:p>
+      <w:pPr>
+        <w:spacing w:after="0" w:line="480"/>
+      </w:pPr>
+      <w:r>
+        <w:rPr>
+          <w:rFonts w:ascii="Times New Roman" w:cs="Times New Roman" w:eastAsia="Times New Roman" w:hAnsi="Times New Roman"/>
+          <w:sz w:val="24"/>
+          <w:szCs w:val="24"/>
+        </w:rPr>
+        <w:t xml:space="preserve">Treatment may also have influenced ascertainment. Acetazolamide and topiramate have antiseizure activity, and both are used in IIH.21 Their use could therefore reduce seizure occurrence, alter the decision to initiate a separate ASM, or change the probability that a seizure is captured by the medication-based component of the outcome. If anything, such treatment effects could attenuate the observed association, although the direction and magnitude cannot be established from these data.</w:t>
+      </w:r>
+    </w:p>
+    <w:p>
+      <w:pPr>
+        <w:spacing w:after="120"/>
+      </w:pPr>
+    </w:p>
+    <w:p>
+      <w:pPr>
+        <w:spacing w:after="0" w:line="480"/>
+      </w:pPr>
+      <w:r>
+        <w:rPr>
+          <w:rFonts w:ascii="Times New Roman" w:cs="Times New Roman" w:eastAsia="Times New Roman" w:hAnsi="Times New Roman"/>
+          <w:sz w:val="24"/>
+          <w:szCs w:val="24"/>
+        </w:rPr>
+        <w:t xml:space="preserve">Our findings add a population-level perspective to the literature connecting IIH, temporal encephaloceles, and epilepsy. Prior studies have largely approached the question from the epilepsy side. In a presurgical series of 22 patients with drug-resistant temporal lobe epilepsy associated with anterior temporal meningoencephaloceles, Urbach and colleagues reported imaging features suggestive of IIH and obesity in 10 patients.22 Martinez-Poles and colleagues similarly found smaller pituitary height and larger optic nerve sheath diameters among patients with temporal pole encephaloceles compared with controls with other focal epilepsies.23 Case reports have described seizures as a presenting or predominant manifestation of presumed IIH in patients with skull-base encephaloceles.24,25 These studies support a biologically plausible link but cannot estimate seizure risk among patients with IIH.</w:t>
+      </w:r>
+    </w:p>
+    <w:p>
+      <w:pPr>
+        <w:spacing w:after="120"/>
+      </w:pPr>
+    </w:p>
+    <w:p>
+      <w:pPr>
+        <w:spacing w:after="0" w:line="480"/>
+      </w:pPr>
+      <w:r>
+        <w:rPr>
+          <w:rFonts w:ascii="Times New Roman" w:cs="Times New Roman" w:eastAsia="Times New Roman" w:hAnsi="Times New Roman"/>
+          <w:sz w:val="24"/>
+          <w:szCs w:val="24"/>
+        </w:rPr>
+        <w:t xml:space="preserve">The mechanism underlying the association remains uncertain. Skull-base encephaloceles are an attractive candidate because they provide a structural pathway linking chronically raised intracranial pressure to focal cortical dysfunction and epilepsy.26--30 Diffuse effects of sustained pressure, as well as shared metabolic and sleep-related risk factors, are other possibilities. Encephalocele status was assessed in only 60 patients with IIH, of whom 43 were positive; it was not extracted for comparators. This precludes meaningful analysis of the structural hypothesis. Future studies should therefore incorporate systematic review of skull-base imaging and detailed seizure phenotyping rather than relying on diagnosis codes alone.</w:t>
+      </w:r>
+    </w:p>
+    <w:p>
+      <w:pPr>
+        <w:spacing w:after="120"/>
+      </w:pPr>
+    </w:p>
+    <w:p>
+      <w:pPr>
+        <w:spacing w:after="0" w:line="480"/>
+      </w:pPr>
+      <w:r>
+        <w:rPr>
+          <w:rFonts w:ascii="Times New Roman" w:cs="Times New Roman" w:eastAsia="Times New Roman" w:hAnsi="Times New Roman"/>
+          <w:sz w:val="24"/>
+          <w:szCs w:val="24"/>
+        </w:rPr>
+        <w:t xml:space="preserve">The clinical implications are limited by the modest absolute risk and the uncertainty surrounding ascertainment. These data do not provide a basis for routine EEG screening or prophylactic ASM treatment in patients with IIH. They do support careful evaluation of unexplained paroxysmal events in patients with IIH, particularly when the semiology is compatible with focal seizures. Conversely, when a patient with obesity presents with a new focal seizure, review of brain imaging for subtle signs of raised intracranial pressure and skull-base encephaloceles may be useful.26,27 When both conditions are present, treatment selection may require consideration of weight and IIH management; for example, topiramate may address both seizure risk and weight-related concerns, whereas some ASMs associated with weight gain may be less attractive.31 These clinical considerations require prospective evaluation.</w:t>
       </w:r>
     </w:p>
     <w:p>
@@ -1701,7 +1683,7 @@
           <w:sz w:val="26"/>
           <w:szCs w:val="26"/>
         </w:rPr>
-        <w:t xml:space="preserve">4.1 \| Limitations</w:t>
+        <w:t xml:space="preserve">4.1 | Limitations</w:t>
       </w:r>
     </w:p>
     <w:p>
@@ -1825,7 +1807,7 @@
           <w:sz w:val="28"/>
           <w:szCs w:val="28"/>
         </w:rPr>
-        <w:t xml:space="preserve">5 \| CONCLUSIONS</w:t>
+        <w:t xml:space="preserve">5 | CONCLUSIONS</w:t>
       </w:r>
     </w:p>
     <w:p>
@@ -1872,7 +1854,7 @@
           <w:sz w:val="24"/>
           <w:szCs w:val="24"/>
         </w:rPr>
-        <w:t xml:space="preserve">\[Author contributions\]</w:t>
+        <w:t xml:space="preserve">[Author contributions]</w:t>
       </w:r>
     </w:p>
     <w:p>
@@ -1906,7 +1888,7 @@
           <w:sz w:val="24"/>
           <w:szCs w:val="24"/>
         </w:rPr>
-        <w:t xml:space="preserve">\[Acknowledgments\]</w:t>
+        <w:t xml:space="preserve">[Acknowledgments]</w:t>
       </w:r>
     </w:p>
     <w:p>
@@ -1940,7 +1922,7 @@
           <w:sz w:val="24"/>
           <w:szCs w:val="24"/>
         </w:rPr>
-        <w:t xml:space="preserve">\[Funding sources\]</w:t>
+        <w:t xml:space="preserve">[Funding sources]</w:t>
       </w:r>
     </w:p>
     <w:p>
@@ -1974,7 +1956,7 @@
           <w:sz w:val="24"/>
           <w:szCs w:val="24"/>
         </w:rPr>
-        <w:t xml:space="preserve">\[Conflict of interest disclosures\]</w:t>
+        <w:t xml:space="preserve">[Conflict of interest disclosures]</w:t>
       </w:r>
     </w:p>
     <w:p>
@@ -2008,7 +1990,7 @@
           <w:sz w:val="24"/>
           <w:szCs w:val="24"/>
         </w:rPr>
-        <w:t xml:space="preserve">We confirm that we have read the Journal\'s position on issues involved in ethical publication and affirm that this report is consistent with those guidelines.</w:t>
+        <w:t xml:space="preserve">We confirm that we have read the Journal's position on issues involved in ethical publication and affirm that this report is consistent with those guidelines.</w:t>
       </w:r>
     </w:p>
     <w:p>
@@ -2042,7 +2024,7 @@
           <w:sz w:val="24"/>
           <w:szCs w:val="24"/>
         </w:rPr>
-        <w:t xml:space="preserve">\[Data availability statement\]</w:t>
+        <w:t xml:space="preserve">[Data availability statement]</w:t>
       </w:r>
     </w:p>
     <w:p>
@@ -2076,20 +2058,20 @@
           <w:sz w:val="24"/>
           <w:szCs w:val="24"/>
         </w:rPr>
-        <w:t xml:space="preserve">1\. Kilgore KP, Lee MS, Leavitt JA, et al. Re-evaluating the incidence</w:t>
-      </w:r>
-    </w:p>
-    <w:p>
-      <w:pPr>
-        <w:spacing w:after="0" w:line="480"/>
-      </w:pPr>
-      <w:r>
-        <w:rPr>
-          <w:rFonts w:ascii="Times New Roman" w:cs="Times New Roman" w:eastAsia="Times New Roman" w:hAnsi="Times New Roman"/>
-          <w:sz w:val="24"/>
-          <w:szCs w:val="24"/>
-        </w:rPr>
-        <w:t xml:space="preserve">of idiopathic intracranial hypertension in an era of increasing obesity. Ophthalmology. 2017;124(5):697--700.</w:t>
+        <w:t xml:space="preserve">1. Horton JC. Idiopathic intracranial hypertension. N Engl J Med. 2025;392(10):995-1008. doi:10.1056/NEJMra2404929</w:t>
+      </w:r>
+    </w:p>
+    <w:p>
+      <w:pPr>
+        <w:spacing w:after="0" w:line="480"/>
+      </w:pPr>
+      <w:r>
+        <w:rPr>
+          <w:rFonts w:ascii="Times New Roman" w:cs="Times New Roman" w:eastAsia="Times New Roman" w:hAnsi="Times New Roman"/>
+          <w:sz w:val="24"/>
+          <w:szCs w:val="24"/>
+        </w:rPr>
+        <w:t xml:space="preserve">2. Markey KA, Mollan SP, Jensen RH, Sinclair AJ. Understanding idiopathic intracranial hypertension: mechanisms, management, and future directions. Lancet Neurol. 2016;15(1):78-91. doi:10.1016/S1474-4422(15)00298-7</w:t>
       </w:r>
     </w:p>
     <w:p>
@@ -2107,20 +2089,38 @@
           <w:sz w:val="24"/>
           <w:szCs w:val="24"/>
         </w:rPr>
-        <w:t xml:space="preserve">2\. Miah L, Strafford H, Fonferko-Shadrach B, et al. Incidence,</w:t>
-      </w:r>
-    </w:p>
-    <w:p>
-      <w:pPr>
-        <w:spacing w:after="0" w:line="480"/>
-      </w:pPr>
-      <w:r>
-        <w:rPr>
-          <w:rFonts w:ascii="Times New Roman" w:cs="Times New Roman" w:eastAsia="Times New Roman" w:hAnsi="Times New Roman"/>
-          <w:sz w:val="24"/>
-          <w:szCs w:val="24"/>
-        </w:rPr>
-        <w:t xml:space="preserve">prevalence, and health care outcomes in idiopathic intracranial hypertension: a population study. Neurology. 2021;96(8):e1251--e1261.</w:t>
+        <w:t xml:space="preserve">3. Patel P, Ross A, Henretig FM, et al. Clinical reasoning: a 12-year-old girl with headache and change in mental status. Neurology. 2018;90(11):e1000-e1004.</w:t>
+      </w:r>
+    </w:p>
+    <w:p>
+      <w:pPr>
+        <w:spacing w:after="0" w:line="480"/>
+      </w:pPr>
+      <w:r>
+        <w:rPr>
+          <w:rFonts w:ascii="Times New Roman" w:cs="Times New Roman" w:eastAsia="Times New Roman" w:hAnsi="Times New Roman"/>
+          <w:sz w:val="24"/>
+          <w:szCs w:val="24"/>
+        </w:rPr>
+        <w:t xml:space="preserve">4. Olaru C, Langberg S, McCoin NS. A review of the clinical presentation, causes, and diagnostic evaluation of increased intracranial pressure in the emergency department. West J Emerg Med. 2024;25(6):1046-1057.</w:t>
+      </w:r>
+    </w:p>
+    <w:p>
+      <w:pPr>
+        <w:spacing w:after="120"/>
+      </w:pPr>
+    </w:p>
+    <w:p>
+      <w:pPr>
+        <w:spacing w:after="0" w:line="480"/>
+      </w:pPr>
+      <w:r>
+        <w:rPr>
+          <w:rFonts w:ascii="Times New Roman" w:cs="Times New Roman" w:eastAsia="Times New Roman" w:hAnsi="Times New Roman"/>
+          <w:sz w:val="24"/>
+          <w:szCs w:val="24"/>
+        </w:rPr>
+        <w:t xml:space="preserve">5. Saposnik G, Bushnell C, Coutinho JM, et al. Diagnosis and management of cerebral venous thrombosis: a scientific statement from the American Heart Association. Stroke. 2024;55(12):e77-e90. doi:10.1161/STR.0000000000000456</w:t>
       </w:r>
     </w:p>
     <w:p>
@@ -2138,26 +2138,8 @@
           <w:sz w:val="24"/>
           <w:szCs w:val="24"/>
         </w:rPr>
-        <w:t xml:space="preserve">3\. Wall M, Kupersmith MJ, Kieburtz KD, et al. The idiopathic</w:t>
-      </w:r>
-    </w:p>
-    <w:p>
-      <w:pPr>
-        <w:spacing w:after="0" w:line="480"/>
-      </w:pPr>
-      <w:r>
-        <w:rPr>
-          <w:rFonts w:ascii="Times New Roman" w:cs="Times New Roman" w:eastAsia="Times New Roman" w:hAnsi="Times New Roman"/>
-          <w:sz w:val="24"/>
-          <w:szCs w:val="24"/>
-        </w:rPr>
-        <w:t xml:space="preserve">intracranial hypertension treatment trial: clinical profile at baseline. JAMA Neurol. 2014;71(6):693--701.</w:t>
-      </w:r>
-    </w:p>
-    <w:p>
-      <w:pPr>
-        <w:spacing w:after="120"/>
-      </w:pPr>
+        <w:t xml:space="preserve">6. Ropper AH, Klein JP. Cerebral venous thrombosis. N Engl J Med. 2021;385(1):59-64. doi:10.1056/NEJMra2106545</w:t>
+      </w:r>
     </w:p>
     <w:p>
       <w:pPr>
@@ -2169,20 +2151,20 @@
           <w:sz w:val="24"/>
           <w:szCs w:val="24"/>
         </w:rPr>
-        <w:t xml:space="preserve">4\. Abou-Hamden A, Lau M, Fabinyi G, et al. Small temporal pole</w:t>
-      </w:r>
-    </w:p>
-    <w:p>
-      <w:pPr>
-        <w:spacing w:after="0" w:line="480"/>
-      </w:pPr>
-      <w:r>
-        <w:rPr>
-          <w:rFonts w:ascii="Times New Roman" w:cs="Times New Roman" w:eastAsia="Times New Roman" w:hAnsi="Times New Roman"/>
-          <w:sz w:val="24"/>
-          <w:szCs w:val="24"/>
-        </w:rPr>
-        <w:t xml:space="preserve">encephaloceles: a treatable cause of "lesion negative" temporal lobe epilepsy. Epilepsia. 2010;51(11):2199--2202.</w:t>
+        <w:t xml:space="preserve">7. Chen BS, Britton JOT. Expanding the clinical spectrum of idiopathic intracranial hypertension. Curr Opin Neurol. 2023;36(1):80-86.</w:t>
+      </w:r>
+    </w:p>
+    <w:p>
+      <w:pPr>
+        <w:spacing w:after="0" w:line="480"/>
+      </w:pPr>
+      <w:r>
+        <w:rPr>
+          <w:rFonts w:ascii="Times New Roman" w:cs="Times New Roman" w:eastAsia="Times New Roman" w:hAnsi="Times New Roman"/>
+          <w:sz w:val="24"/>
+          <w:szCs w:val="24"/>
+        </w:rPr>
+        <w:t xml:space="preserve">8. Toscano S, Lo Fermo S, Reggio E, et al. An update on idiopathic intracranial hypertension in adults: a look at pathophysiology, diagnostic approach and management. J Neurol. 2021;268(9):3249-3268. doi:10.1007/s00415-020-09943-9</w:t>
       </w:r>
     </w:p>
     <w:p>
@@ -2200,20 +2182,20 @@
           <w:sz w:val="24"/>
           <w:szCs w:val="24"/>
         </w:rPr>
-        <w:t xml:space="preserve">5\. Toledano R, Jiménez-Huete A, Campo P, et al. Small temporal pole</w:t>
-      </w:r>
-    </w:p>
-    <w:p>
-      <w:pPr>
-        <w:spacing w:after="0" w:line="480"/>
-      </w:pPr>
-      <w:r>
-        <w:rPr>
-          <w:rFonts w:ascii="Times New Roman" w:cs="Times New Roman" w:eastAsia="Times New Roman" w:hAnsi="Times New Roman"/>
-          <w:sz w:val="24"/>
-          <w:szCs w:val="24"/>
-        </w:rPr>
-        <w:t xml:space="preserve">encephalocele: a hidden cause of "normal" MRI temporal lobe epilepsy. Epilepsia. 2016;57(5):841--851.</w:t>
+        <w:t xml:space="preserve">9. Molander LD, Hagen SM, Hansen NS, et al. Patterns of retinal damage and visual long-term consequences in patients with idiopathic intracranial hypertension. Neurology. 2025;104(7):e211234.</w:t>
+      </w:r>
+    </w:p>
+    <w:p>
+      <w:pPr>
+        <w:spacing w:after="0" w:line="480"/>
+      </w:pPr>
+      <w:r>
+        <w:rPr>
+          <w:rFonts w:ascii="Times New Roman" w:cs="Times New Roman" w:eastAsia="Times New Roman" w:hAnsi="Times New Roman"/>
+          <w:sz w:val="24"/>
+          <w:szCs w:val="24"/>
+        </w:rPr>
+        <w:t xml:space="preserve">10. von Elm E, Altman DG, Egger M, et al. The Strengthening the Reporting of Observational Studies in Epidemiology (STROBE) statement: guidelines for reporting observational studies. Lancet. 2007;370(9596):1453--1457.</w:t>
       </w:r>
     </w:p>
     <w:p>
@@ -2231,26 +2213,8 @@
           <w:sz w:val="24"/>
           <w:szCs w:val="24"/>
         </w:rPr>
-        <w:t xml:space="preserve">6\. Panov F, Li Y, Chang EF, et al. Epilepsy with temporal</w:t>
-      </w:r>
-    </w:p>
-    <w:p>
-      <w:pPr>
-        <w:spacing w:after="0" w:line="480"/>
-      </w:pPr>
-      <w:r>
-        <w:rPr>
-          <w:rFonts w:ascii="Times New Roman" w:cs="Times New Roman" w:eastAsia="Times New Roman" w:hAnsi="Times New Roman"/>
-          <w:sz w:val="24"/>
-          <w:szCs w:val="24"/>
-        </w:rPr>
-        <w:t xml:space="preserve">encephalocele: characteristics of electrocorticography and surgical outcome. Epilepsia. 2016;57(2):e33--e38.</w:t>
-      </w:r>
-    </w:p>
-    <w:p>
-      <w:pPr>
-        <w:spacing w:after="120"/>
-      </w:pPr>
+        <w:t xml:space="preserve">11. Benchimol EI, Smeeth L, Guttmann A, et al. The REporting of studies Conducted using Observational Routinely-collected health Data (RECORD) statement. PLoS Med. 2015;12(10):e1001885.</w:t>
+      </w:r>
     </w:p>
     <w:p>
       <w:pPr>
@@ -2262,26 +2226,8 @@
           <w:sz w:val="24"/>
           <w:szCs w:val="24"/>
         </w:rPr>
-        <w:t xml:space="preserve">7\. Tse GT, Frydman AS, O\'Shea MF, et al. Anterior temporal</w:t>
-      </w:r>
-    </w:p>
-    <w:p>
-      <w:pPr>
-        <w:spacing w:after="0" w:line="480"/>
-      </w:pPr>
-      <w:r>
-        <w:rPr>
-          <w:rFonts w:ascii="Times New Roman" w:cs="Times New Roman" w:eastAsia="Times New Roman" w:hAnsi="Times New Roman"/>
-          <w:sz w:val="24"/>
-          <w:szCs w:val="24"/>
-        </w:rPr>
-        <w:t xml:space="preserve">encephaloceles: elusive, important, and rewarding to treat. Epilepsia. 2020;61(12):2675--2684.</w:t>
-      </w:r>
-    </w:p>
-    <w:p>
-      <w:pPr>
-        <w:spacing w:after="120"/>
-      </w:pPr>
+        <w:t xml:space="preserve">12. Friedman DI, Liu GT, Digre KB. Revised diagnostic criteria for the pseudotumor cerebri syndrome in adults and children. Neurology. 2013;81(13):1159--1165.</w:t>
+      </w:r>
     </w:p>
     <w:p>
       <w:pPr>
@@ -2293,26 +2239,8 @@
           <w:sz w:val="24"/>
           <w:szCs w:val="24"/>
         </w:rPr>
-        <w:t xml:space="preserve">8\. Bidot S, Saindane AM, Peragallo JH, et al. Brain imaging in</w:t>
-      </w:r>
-    </w:p>
-    <w:p>
-      <w:pPr>
-        <w:spacing w:after="0" w:line="480"/>
-      </w:pPr>
-      <w:r>
-        <w:rPr>
-          <w:rFonts w:ascii="Times New Roman" w:cs="Times New Roman" w:eastAsia="Times New Roman" w:hAnsi="Times New Roman"/>
-          <w:sz w:val="24"/>
-          <w:szCs w:val="24"/>
-        </w:rPr>
-        <w:t xml:space="preserve">idiopathic intracranial hypertension. J Neuroophthalmol. 2015;35(4):400--411.</w:t>
-      </w:r>
-    </w:p>
-    <w:p>
-      <w:pPr>
-        <w:spacing w:after="120"/>
-      </w:pPr>
+        <w:t xml:space="preserve">13. Fisher RS, Acevedo C, Arzimanoglou A, et al. ILAE official report: a practical clinical definition of epilepsy. Epilepsia. 2014;55(4):475--482.</w:t>
+      </w:r>
     </w:p>
     <w:p>
       <w:pPr>
@@ -2324,26 +2252,8 @@
           <w:sz w:val="24"/>
           <w:szCs w:val="24"/>
         </w:rPr>
-        <w:t xml:space="preserve">9\. Malow BA, Levy K, Maturen K, Bowes R. Obstructive sleep apnea is</w:t>
-      </w:r>
-    </w:p>
-    <w:p>
-      <w:pPr>
-        <w:spacing w:after="0" w:line="480"/>
-      </w:pPr>
-      <w:r>
-        <w:rPr>
-          <w:rFonts w:ascii="Times New Roman" w:cs="Times New Roman" w:eastAsia="Times New Roman" w:hAnsi="Times New Roman"/>
-          <w:sz w:val="24"/>
-          <w:szCs w:val="24"/>
-        </w:rPr>
-        <w:t xml:space="preserve">common in medically refractory epilepsy patients. Neurology. 2000;55(7):1002--1007.</w:t>
-      </w:r>
-    </w:p>
-    <w:p>
-      <w:pPr>
-        <w:spacing w:after="120"/>
-      </w:pPr>
+        <w:t xml:space="preserve">14. Lin DY, Wei LJ. The robust inference for the Cox proportional hazards model. J Am Stat Assoc. 1989;84(408):1074--1078.</w:t>
+      </w:r>
     </w:p>
     <w:p>
       <w:pPr>
@@ -2355,26 +2265,8 @@
           <w:sz w:val="24"/>
           <w:szCs w:val="24"/>
         </w:rPr>
-        <w:t xml:space="preserve">10\. Sayal AP, Vyas M, Micieli JA. Seizure as the presenting sign of</w:t>
-      </w:r>
-    </w:p>
-    <w:p>
-      <w:pPr>
-        <w:spacing w:after="0" w:line="480"/>
-      </w:pPr>
-      <w:r>
-        <w:rPr>
-          <w:rFonts w:ascii="Times New Roman" w:cs="Times New Roman" w:eastAsia="Times New Roman" w:hAnsi="Times New Roman"/>
-          <w:sz w:val="24"/>
-          <w:szCs w:val="24"/>
-        </w:rPr>
-        <w:t xml:space="preserve">idiopathic intracranial hypertension. BMJ Case Rep. 2022;15(1):e246604.</w:t>
-      </w:r>
-    </w:p>
-    <w:p>
-      <w:pPr>
-        <w:spacing w:after="120"/>
-      </w:pPr>
+        <w:t xml:space="preserve">15. Fine JP, Gray RJ. A proportional hazards model for the subdistribution of a competing risk. J Am Stat Assoc. 1999;94(446):1074--1081.</w:t>
+      </w:r>
     </w:p>
     <w:p>
       <w:pPr>
@@ -2386,26 +2278,8 @@
           <w:sz w:val="24"/>
           <w:szCs w:val="24"/>
         </w:rPr>
-        <w:t xml:space="preserve">11\. Bouthour W, Al-Balushi A, Dattilo M, et al. Seizures as the initial</w:t>
-      </w:r>
-    </w:p>
-    <w:p>
-      <w:pPr>
-        <w:spacing w:after="0" w:line="480"/>
-      </w:pPr>
-      <w:r>
-        <w:rPr>
-          <w:rFonts w:ascii="Times New Roman" w:cs="Times New Roman" w:eastAsia="Times New Roman" w:hAnsi="Times New Roman"/>
-          <w:sz w:val="24"/>
-          <w:szCs w:val="24"/>
-        </w:rPr>
-        <w:t xml:space="preserve">manifestation of idiopathic intracranial hypertension (P2-9.001) \[abstract\]. Neurology. 2023;100(17 Suppl 2). doi:10.1212/WNL.0000000000202518.</w:t>
-      </w:r>
-    </w:p>
-    <w:p>
-      <w:pPr>
-        <w:spacing w:after="120"/>
-      </w:pPr>
+        <w:t xml:space="preserve">16. Li F, Morgan KL, Zaslavsky AM. Balancing covariates via propensity score weighting. J Am Stat Assoc. 2018;113(521):390--400.</w:t>
+      </w:r>
     </w:p>
     <w:p>
       <w:pPr>
@@ -2417,26 +2291,8 @@
           <w:sz w:val="24"/>
           <w:szCs w:val="24"/>
         </w:rPr>
-        <w:t xml:space="preserve">12\. Lipsitch M, Tchetgen Tchetgen E, Cohen T. Negative controls: a tool</w:t>
-      </w:r>
-    </w:p>
-    <w:p>
-      <w:pPr>
-        <w:spacing w:after="0" w:line="480"/>
-      </w:pPr>
-      <w:r>
-        <w:rPr>
-          <w:rFonts w:ascii="Times New Roman" w:cs="Times New Roman" w:eastAsia="Times New Roman" w:hAnsi="Times New Roman"/>
-          <w:sz w:val="24"/>
-          <w:szCs w:val="24"/>
-        </w:rPr>
-        <w:t xml:space="preserve">for detecting confounding and bias in observational studies. Epidemiology. 2010;21(3):383--388.</w:t>
-      </w:r>
-    </w:p>
-    <w:p>
-      <w:pPr>
-        <w:spacing w:after="120"/>
-      </w:pPr>
+        <w:t xml:space="preserve">17. Lipsitch M, Tchetgen Tchetgen E, Cohen T. Negative controls: a tool for detecting confounding and bias in observational studies. Epidemiology. 2010;21(3):383--388.</w:t>
+      </w:r>
     </w:p>
     <w:p>
       <w:pPr>
@@ -2448,26 +2304,8 @@
           <w:sz w:val="24"/>
           <w:szCs w:val="24"/>
         </w:rPr>
-        <w:t xml:space="preserve">13\. von Elm E, Altman DG, Egger M, et al. The Strengthening the</w:t>
-      </w:r>
-    </w:p>
-    <w:p>
-      <w:pPr>
-        <w:spacing w:after="0" w:line="480"/>
-      </w:pPr>
-      <w:r>
-        <w:rPr>
-          <w:rFonts w:ascii="Times New Roman" w:cs="Times New Roman" w:eastAsia="Times New Roman" w:hAnsi="Times New Roman"/>
-          <w:sz w:val="24"/>
-          <w:szCs w:val="24"/>
-        </w:rPr>
-        <w:t xml:space="preserve">Reporting of Observational Studies in Epidemiology (STROBE) statement: guidelines for reporting observational studies. Lancet. 2007;370(9596):1453--1457.</w:t>
-      </w:r>
-    </w:p>
-    <w:p>
-      <w:pPr>
-        <w:spacing w:after="120"/>
-      </w:pPr>
+        <w:t xml:space="preserve">18. Schuemie MJ, Ryan PB, DuMouchel W, Suchard MA, Madigan D. Interpreting observational studies: why empirical calibration is needed to correct p-values. Stat Med. 2014;33(2):209--218.</w:t>
+      </w:r>
     </w:p>
     <w:p>
       <w:pPr>
@@ -2479,26 +2317,8 @@
           <w:sz w:val="24"/>
           <w:szCs w:val="24"/>
         </w:rPr>
-        <w:t xml:space="preserve">14\. Benchimol EI, Smeeth L, Guttmann A, et al. The REporting of studies</w:t>
-      </w:r>
-    </w:p>
-    <w:p>
-      <w:pPr>
-        <w:spacing w:after="0" w:line="480"/>
-      </w:pPr>
-      <w:r>
-        <w:rPr>
-          <w:rFonts w:ascii="Times New Roman" w:cs="Times New Roman" w:eastAsia="Times New Roman" w:hAnsi="Times New Roman"/>
-          <w:sz w:val="24"/>
-          <w:szCs w:val="24"/>
-        </w:rPr>
-        <w:t xml:space="preserve">Conducted using Observational Routinely-collected health Data (RECORD) statement. PLoS Med. 2015;12(10):e1001885.</w:t>
-      </w:r>
-    </w:p>
-    <w:p>
-      <w:pPr>
-        <w:spacing w:after="120"/>
-      </w:pPr>
+        <w:t xml:space="preserve">19. VanderWeele TJ, Ding P. Sensitivity analysis in observational research: introducing the E-value. Ann Intern Med. 2017;167(4):268--274.</w:t>
+      </w:r>
     </w:p>
     <w:p>
       <w:pPr>
@@ -2510,26 +2330,8 @@
           <w:sz w:val="24"/>
           <w:szCs w:val="24"/>
         </w:rPr>
-        <w:t xml:space="preserve">15\. Friedman DI, Liu GT, Digre KB. Revised diagnostic criteria for the</w:t>
-      </w:r>
-    </w:p>
-    <w:p>
-      <w:pPr>
-        <w:spacing w:after="0" w:line="480"/>
-      </w:pPr>
-      <w:r>
-        <w:rPr>
-          <w:rFonts w:ascii="Times New Roman" w:cs="Times New Roman" w:eastAsia="Times New Roman" w:hAnsi="Times New Roman"/>
-          <w:sz w:val="24"/>
-          <w:szCs w:val="24"/>
-        </w:rPr>
-        <w:t xml:space="preserve">pseudotumor cerebri syndrome in adults and children. Neurology. 2013;81(13):1159--1165.</w:t>
-      </w:r>
-    </w:p>
-    <w:p>
-      <w:pPr>
-        <w:spacing w:after="120"/>
-      </w:pPr>
+        <w:t xml:space="preserve">20. Malow BA, Levy K, Maturen K, Bowes R. Obstructive sleep apnea is common in medically refractory epilepsy patients. Neurology. 2000;55(7):1002--1007.</w:t>
+      </w:r>
     </w:p>
     <w:p>
       <w:pPr>
@@ -2541,20 +2343,38 @@
           <w:sz w:val="24"/>
           <w:szCs w:val="24"/>
         </w:rPr>
-        <w:t xml:space="preserve">16\. Fisher RS, Acevedo C, Arzimanoglou A, et al. ILAE official report:</w:t>
-      </w:r>
-    </w:p>
-    <w:p>
-      <w:pPr>
-        <w:spacing w:after="0" w:line="480"/>
-      </w:pPr>
-      <w:r>
-        <w:rPr>
-          <w:rFonts w:ascii="Times New Roman" w:cs="Times New Roman" w:eastAsia="Times New Roman" w:hAnsi="Times New Roman"/>
-          <w:sz w:val="24"/>
-          <w:szCs w:val="24"/>
-        </w:rPr>
-        <w:t xml:space="preserve">a practical clinical definition of epilepsy. Epilepsia. 2014;55(4):475--482.</w:t>
+        <w:t xml:space="preserve">21. Reiss WG, Oles KS. Acetazolamide in the treatment of seizures. Ann Pharmacother. 1996;30(5):514--519.</w:t>
+      </w:r>
+    </w:p>
+    <w:p>
+      <w:pPr>
+        <w:spacing w:after="0" w:line="480"/>
+      </w:pPr>
+      <w:r>
+        <w:rPr>
+          <w:rFonts w:ascii="Times New Roman" w:cs="Times New Roman" w:eastAsia="Times New Roman" w:hAnsi="Times New Roman"/>
+          <w:sz w:val="24"/>
+          <w:szCs w:val="24"/>
+        </w:rPr>
+        <w:t xml:space="preserve">22. Urbach H, Jamneala G, Mader I, et al. Temporal lobe epilepsy due to meningoencephaloceles into the greater sphenoid wing: a consequence of idiopathic intracranial hypertension? Neuroradiology. 2018;60(1):51--60.</w:t>
+      </w:r>
+    </w:p>
+    <w:p>
+      <w:pPr>
+        <w:spacing w:after="120"/>
+      </w:pPr>
+    </w:p>
+    <w:p>
+      <w:pPr>
+        <w:spacing w:after="0" w:line="480"/>
+      </w:pPr>
+      <w:r>
+        <w:rPr>
+          <w:rFonts w:ascii="Times New Roman" w:cs="Times New Roman" w:eastAsia="Times New Roman" w:hAnsi="Times New Roman"/>
+          <w:sz w:val="24"/>
+          <w:szCs w:val="24"/>
+        </w:rPr>
+        <w:t xml:space="preserve">23. Martinez-Poles J, Toledano R, Jiménez-Huete A, et al. Epilepsy associated with temporal pole encephaloceles: an unrecognized manifestation of idiopathic intracranial hypertension? Clin Neuroradiol. 2021;31(3):575--579.</w:t>
       </w:r>
     </w:p>
     <w:p>
@@ -2572,20 +2392,20 @@
           <w:sz w:val="24"/>
           <w:szCs w:val="24"/>
         </w:rPr>
-        <w:t xml:space="preserve">17\. Lin DY, Wei LJ. The robust inference for the Cox proportional</w:t>
-      </w:r>
-    </w:p>
-    <w:p>
-      <w:pPr>
-        <w:spacing w:after="0" w:line="480"/>
-      </w:pPr>
-      <w:r>
-        <w:rPr>
-          <w:rFonts w:ascii="Times New Roman" w:cs="Times New Roman" w:eastAsia="Times New Roman" w:hAnsi="Times New Roman"/>
-          <w:sz w:val="24"/>
-          <w:szCs w:val="24"/>
-        </w:rPr>
-        <w:t xml:space="preserve">hazards model. J Am Stat Assoc. 1989;84(408):1074--1078.</w:t>
+        <w:t xml:space="preserve">24. Sayal AP, Vyas M, Micieli JA. Seizure as the presenting sign of idiopathic intracranial hypertension. BMJ Case Rep. 2022;15(1):e246604.</w:t>
+      </w:r>
+    </w:p>
+    <w:p>
+      <w:pPr>
+        <w:spacing w:after="0" w:line="480"/>
+      </w:pPr>
+      <w:r>
+        <w:rPr>
+          <w:rFonts w:ascii="Times New Roman" w:cs="Times New Roman" w:eastAsia="Times New Roman" w:hAnsi="Times New Roman"/>
+          <w:sz w:val="24"/>
+          <w:szCs w:val="24"/>
+        </w:rPr>
+        <w:t xml:space="preserve">25. Bouthour W, Al-Balushi A, Dattilo M, et al. Seizures as the initial manifestation of idiopathic intracranial hypertension (P2-9.001) [abstract]. Neurology. 2023;100(17 Suppl 2). doi:10.1212/WNL.0000000000202518.</w:t>
       </w:r>
     </w:p>
     <w:p>
@@ -2603,26 +2423,8 @@
           <w:sz w:val="24"/>
           <w:szCs w:val="24"/>
         </w:rPr>
-        <w:t xml:space="preserve">18\. Fine JP, Gray RJ. A proportional hazards model for the</w:t>
-      </w:r>
-    </w:p>
-    <w:p>
-      <w:pPr>
-        <w:spacing w:after="0" w:line="480"/>
-      </w:pPr>
-      <w:r>
-        <w:rPr>
-          <w:rFonts w:ascii="Times New Roman" w:cs="Times New Roman" w:eastAsia="Times New Roman" w:hAnsi="Times New Roman"/>
-          <w:sz w:val="24"/>
-          <w:szCs w:val="24"/>
-        </w:rPr>
-        <w:t xml:space="preserve">subdistribution of a competing risk. J Am Stat Assoc. 1999;94(446):1074--1081.</w:t>
-      </w:r>
-    </w:p>
-    <w:p>
-      <w:pPr>
-        <w:spacing w:after="120"/>
-      </w:pPr>
+        <w:t xml:space="preserve">26. Abou-Hamden A, Lau M, Fabinyi G, et al. Small temporal pole encephaloceles: a treatable cause of "lesion negative" temporal lobe epilepsy. Epilepsia. 2010;51(11):2199--2202.</w:t>
+      </w:r>
     </w:p>
     <w:p>
       <w:pPr>
@@ -2634,26 +2436,8 @@
           <w:sz w:val="24"/>
           <w:szCs w:val="24"/>
         </w:rPr>
-        <w:t xml:space="preserve">19\. Li F, Morgan KL, Zaslavsky AM. Balancing covariates via propensity</w:t>
-      </w:r>
-    </w:p>
-    <w:p>
-      <w:pPr>
-        <w:spacing w:after="0" w:line="480"/>
-      </w:pPr>
-      <w:r>
-        <w:rPr>
-          <w:rFonts w:ascii="Times New Roman" w:cs="Times New Roman" w:eastAsia="Times New Roman" w:hAnsi="Times New Roman"/>
-          <w:sz w:val="24"/>
-          <w:szCs w:val="24"/>
-        </w:rPr>
-        <w:t xml:space="preserve">score weighting. J Am Stat Assoc. 2018;113(521):390--400.</w:t>
-      </w:r>
-    </w:p>
-    <w:p>
-      <w:pPr>
-        <w:spacing w:after="120"/>
-      </w:pPr>
+        <w:t xml:space="preserve">27. Toledano R, Jiménez-Huete A, Campo P, et al. Small temporal pole encephalocele: a hidden cause of "normal" MRI temporal lobe epilepsy. Epilepsia. 2016;57(5):841--851.</w:t>
+      </w:r>
     </w:p>
     <w:p>
       <w:pPr>
@@ -2665,26 +2449,8 @@
           <w:sz w:val="24"/>
           <w:szCs w:val="24"/>
         </w:rPr>
-        <w:t xml:space="preserve">20\. Schuemie MJ, Ryan PB, DuMouchel W, Suchard MA, Madigan D.</w:t>
-      </w:r>
-    </w:p>
-    <w:p>
-      <w:pPr>
-        <w:spacing w:after="0" w:line="480"/>
-      </w:pPr>
-      <w:r>
-        <w:rPr>
-          <w:rFonts w:ascii="Times New Roman" w:cs="Times New Roman" w:eastAsia="Times New Roman" w:hAnsi="Times New Roman"/>
-          <w:sz w:val="24"/>
-          <w:szCs w:val="24"/>
-        </w:rPr>
-        <w:t xml:space="preserve">Interpreting observational studies: why empirical calibration is needed to correct p-values. Stat Med. 2014;33(2):209--218.</w:t>
-      </w:r>
-    </w:p>
-    <w:p>
-      <w:pPr>
-        <w:spacing w:after="120"/>
-      </w:pPr>
+        <w:t xml:space="preserve">28. Panov F, Li Y, Chang EF, et al. Epilepsy with temporal encephalocele: characteristics of electrocorticography and surgical outcome. Epilepsia. 2016;57(2):e33--e38.</w:t>
+      </w:r>
     </w:p>
     <w:p>
       <w:pPr>
@@ -2696,26 +2462,8 @@
           <w:sz w:val="24"/>
           <w:szCs w:val="24"/>
         </w:rPr>
-        <w:t xml:space="preserve">21\. VanderWeele TJ, Ding P. Sensitivity analysis in observational</w:t>
-      </w:r>
-    </w:p>
-    <w:p>
-      <w:pPr>
-        <w:spacing w:after="0" w:line="480"/>
-      </w:pPr>
-      <w:r>
-        <w:rPr>
-          <w:rFonts w:ascii="Times New Roman" w:cs="Times New Roman" w:eastAsia="Times New Roman" w:hAnsi="Times New Roman"/>
-          <w:sz w:val="24"/>
-          <w:szCs w:val="24"/>
-        </w:rPr>
-        <w:t xml:space="preserve">research: introducing the E-value. Ann Intern Med. 2017;167(4):268--274.</w:t>
-      </w:r>
-    </w:p>
-    <w:p>
-      <w:pPr>
-        <w:spacing w:after="120"/>
-      </w:pPr>
+        <w:t xml:space="preserve">29. Tse GT, Frydman AS, O'Shea MF, et al. Anterior temporal encephaloceles: elusive, important, and rewarding to treat. Epilepsia. 2020;61(12):2675--2684.</w:t>
+      </w:r>
     </w:p>
     <w:p>
       <w:pPr>
@@ -2727,147 +2475,20 @@
           <w:sz w:val="24"/>
           <w:szCs w:val="24"/>
         </w:rPr>
-        <w:t xml:space="preserve">22\. Reiss WG, Oles KS. Acetazolamide in the treatment of seizures. Ann</w:t>
-      </w:r>
-    </w:p>
-    <w:p>
-      <w:pPr>
-        <w:spacing w:after="0" w:line="480"/>
-      </w:pPr>
-      <w:r>
-        <w:rPr>
-          <w:rFonts w:ascii="Times New Roman" w:cs="Times New Roman" w:eastAsia="Times New Roman" w:hAnsi="Times New Roman"/>
-          <w:sz w:val="24"/>
-          <w:szCs w:val="24"/>
-        </w:rPr>
-        <w:t xml:space="preserve">Pharmacother. 1996;30(5):514--519.</w:t>
-      </w:r>
-    </w:p>
-    <w:p>
-      <w:pPr>
-        <w:spacing w:after="120"/>
-      </w:pPr>
-    </w:p>
-    <w:p>
-      <w:pPr>
-        <w:spacing w:after="40" w:line="300"/>
-      </w:pPr>
-      <w:r>
-        <w:rPr>
-          <w:rFonts w:ascii="Times New Roman" w:cs="Times New Roman" w:eastAsia="Times New Roman" w:hAnsi="Times New Roman"/>
-          <w:sz w:val="24"/>
-          <w:szCs w:val="24"/>
-        </w:rPr>
-        <w:t xml:space="preserve">23\. Urbach H, Jamneala G, Mader I, et al. Temporal lobe epilepsy due to</w:t>
-      </w:r>
-    </w:p>
-    <w:p>
-      <w:pPr>
-        <w:spacing w:after="0" w:line="480"/>
-      </w:pPr>
-      <w:r>
-        <w:rPr>
-          <w:rFonts w:ascii="Times New Roman" w:cs="Times New Roman" w:eastAsia="Times New Roman" w:hAnsi="Times New Roman"/>
-          <w:sz w:val="24"/>
-          <w:szCs w:val="24"/>
-        </w:rPr>
-        <w:t xml:space="preserve">meningoencephaloceles into the greater sphenoid wing: a consequence of idiopathic intracranial hypertension? Neuroradiology. 2018;60(1):51--60.</w:t>
-      </w:r>
-    </w:p>
-    <w:p>
-      <w:pPr>
-        <w:spacing w:after="120"/>
-      </w:pPr>
-    </w:p>
-    <w:p>
-      <w:pPr>
-        <w:spacing w:after="40" w:line="300"/>
-      </w:pPr>
-      <w:r>
-        <w:rPr>
-          <w:rFonts w:ascii="Times New Roman" w:cs="Times New Roman" w:eastAsia="Times New Roman" w:hAnsi="Times New Roman"/>
-          <w:sz w:val="24"/>
-          <w:szCs w:val="24"/>
-        </w:rPr>
-        <w:t xml:space="preserve">24\. Martinez-Poles J, Toledano R, Jiménez-Huete A, et al. Epilepsy</w:t>
-      </w:r>
-    </w:p>
-    <w:p>
-      <w:pPr>
-        <w:spacing w:after="0" w:line="480"/>
-      </w:pPr>
-      <w:r>
-        <w:rPr>
-          <w:rFonts w:ascii="Times New Roman" w:cs="Times New Roman" w:eastAsia="Times New Roman" w:hAnsi="Times New Roman"/>
-          <w:sz w:val="24"/>
-          <w:szCs w:val="24"/>
-        </w:rPr>
-        <w:t xml:space="preserve">associated with temporal pole encephaloceles: an unrecognized manifestation of idiopathic intracranial hypertension? Clin Neuroradiol. 2021;31(3):575--579.</w:t>
-      </w:r>
-    </w:p>
-    <w:p>
-      <w:pPr>
-        <w:spacing w:after="120"/>
-      </w:pPr>
-    </w:p>
-    <w:p>
-      <w:pPr>
-        <w:spacing w:after="40" w:line="300"/>
-      </w:pPr>
-      <w:r>
-        <w:rPr>
-          <w:rFonts w:ascii="Times New Roman" w:cs="Times New Roman" w:eastAsia="Times New Roman" w:hAnsi="Times New Roman"/>
-          <w:sz w:val="24"/>
-          <w:szCs w:val="24"/>
-        </w:rPr>
-        <w:t xml:space="preserve">25\. Ben-Menachem E. Weight issues for people with epilepsy---a review.</w:t>
-      </w:r>
-    </w:p>
-    <w:p>
-      <w:pPr>
-        <w:spacing w:after="0" w:line="480"/>
-      </w:pPr>
-      <w:r>
-        <w:rPr>
-          <w:rFonts w:ascii="Times New Roman" w:cs="Times New Roman" w:eastAsia="Times New Roman" w:hAnsi="Times New Roman"/>
-          <w:sz w:val="24"/>
-          <w:szCs w:val="24"/>
-        </w:rPr>
-        <w:t xml:space="preserve">Epilepsia. 2007;48(Suppl 9):42--45.</w:t>
-      </w:r>
-    </w:p>
-    <w:p>
-      <w:pPr>
-        <w:spacing w:after="120"/>
-      </w:pPr>
-    </w:p>
-    <w:p>
-      <w:pPr>
-        <w:pStyle w:val="Heading1"/>
-        <w:spacing w:after="180" w:before="360"/>
-      </w:pPr>
-      <w:r>
-        <w:rPr>
-          <w:rFonts w:ascii="Times New Roman" w:cs="Times New Roman" w:eastAsia="Times New Roman" w:hAnsi="Times New Roman"/>
-          <w:b/>
-          <w:bCs/>
-          <w:sz w:val="28"/>
-          <w:szCs w:val="28"/>
-        </w:rPr>
-        <w:t xml:space="preserve">TABLES AND FIGURE LEGENDS</w:t>
-      </w:r>
-    </w:p>
-    <w:p>
-      <w:pPr>
-        <w:spacing w:after="0" w:line="480"/>
-      </w:pPr>
-      <w:r>
-        <w:rPr>
-          <w:rFonts w:ascii="Times New Roman" w:cs="Times New Roman" w:eastAsia="Times New Roman" w:hAnsi="Times New Roman"/>
-          <w:sz w:val="24"/>
-          <w:szCs w:val="24"/>
-        </w:rPr>
-        <w:t xml:space="preserve">Tables 1--3 and Figure legends should be retained from the source manuscript, with the editorial/statistical revisions noted below. The table values were not independently recomputed from raw data in this editorial revision.</w:t>
+        <w:t xml:space="preserve">30. Bidot S, Saindane AM, Peragallo JH, et al. Brain imaging in idiopathic intracranial hypertension. J Neuroophthalmol. 2015;35(4):400--411.</w:t>
+      </w:r>
+    </w:p>
+    <w:p>
+      <w:pPr>
+        <w:spacing w:after="0" w:line="480"/>
+      </w:pPr>
+      <w:r>
+        <w:rPr>
+          <w:rFonts w:ascii="Times New Roman" w:cs="Times New Roman" w:eastAsia="Times New Roman" w:hAnsi="Times New Roman"/>
+          <w:sz w:val="24"/>
+          <w:szCs w:val="24"/>
+        </w:rPr>
+        <w:t xml:space="preserve">31. Ben-Menachem E. Weight issues for people with epilepsy: a review. Epilepsia. 2007;48(Suppl 9):42--45. # TABLES AND FIGURE LEGENDS Tables 1--3 and Figure legends should be retained from the source manuscript, with the editorial/statistical revisions noted below. The table values were not independently recomputed from raw data in this editorial revision.</w:t>
       </w:r>
     </w:p>
     <w:p>

--- a/report/MANUSCRIPT_corrected.docx
+++ b/report/MANUSCRIPT_corrected.docx
@@ -504,7 +504,7 @@
           <w:sz w:val="24"/>
           <w:szCs w:val="24"/>
         </w:rPr>
-        <w:t xml:space="preserve">[MISSING FROM SCREENSHOTS - OPENING PARAGRAPH(S) REQUIRED] The supplied screenshots begin mid-Introduction, at "This distinction has important diagnostic implications". The opening paragraph or paragraphs, which define IIH and set up the distinction referred to and which carry citations 1-4 (Horton, Markey, Patel, Olaru), are not visible in any screenshot and have not been reconstructed. Please send that text; it has deliberately not been written for you. [END MISSING]</w:t>
+        <w:t xml:space="preserve">Idiopathic intracranial hypertension (IIH) is a disorder characterized by elevated cerebrospinal fluid (CSF) pressure in the absence of an identifiable secondary cause. It occurs predominantly in women of reproductive age with obesity, and its incidence continues to rise in parallel with the global obesity epidemic.1 According to the revised Friedman criteria, IIH is defined by papilledema or abducens nerve palsy, elevated lumbar puncture opening pressure, normal CSF composition, a normal neurologic examination apart from cranial nerve abnormalities, and neuroimaging demonstrating no space-occupying lesion, hydrocephalus, or cerebral venous sinus thrombosis.2 A normal mental status and the absence of focal neurologic deficits are themselves diagnostic requirements. Natural-history studies describe headache, transient visual obscurations, pulsatile tinnitus, visual loss, and diplopia as the characteristic clinical spectrum of IIH, without an established association with seizures or epilepsy either at presentation or during long-term follow-up.1--4</w:t>
       </w:r>
     </w:p>
     <w:p>

--- a/report/MANUSCRIPT_corrected.docx
+++ b/report/MANUSCRIPT_corrected.docx
@@ -504,43 +504,43 @@
           <w:sz w:val="24"/>
           <w:szCs w:val="24"/>
         </w:rPr>
-        <w:t xml:space="preserve">Idiopathic intracranial hypertension (IIH) is a disorder characterized by elevated cerebrospinal fluid (CSF) pressure in the absence of an identifiable secondary cause. It occurs predominantly in women of reproductive age with obesity, and its incidence continues to rise in parallel with the global obesity epidemic.1 According to the revised Friedman criteria, IIH is defined by papilledema or abducens nerve palsy, elevated lumbar puncture opening pressure, normal CSF composition, a normal neurologic examination apart from cranial nerve abnormalities, and neuroimaging demonstrating no space-occupying lesion, hydrocephalus, or cerebral venous sinus thrombosis.2 A normal mental status and the absence of focal neurologic deficits are themselves diagnostic requirements. Natural-history studies describe headache, transient visual obscurations, pulsatile tinnitus, visual loss, and diplopia as the characteristic clinical spectrum of IIH, without an established association with seizures or epilepsy either at presentation or during long-term follow-up.1--4</w:t>
-      </w:r>
-    </w:p>
-    <w:p>
-      <w:pPr>
-        <w:spacing w:after="120"/>
-      </w:pPr>
-    </w:p>
-    <w:p>
-      <w:pPr>
-        <w:spacing w:after="0" w:line="480"/>
-      </w:pPr>
-      <w:r>
-        <w:rPr>
-          <w:rFonts w:ascii="Times New Roman" w:cs="Times New Roman" w:eastAsia="Times New Roman" w:hAnsi="Times New Roman"/>
-          <w:sz w:val="24"/>
-          <w:szCs w:val="24"/>
-        </w:rPr>
-        <w:t xml:space="preserve">This distinction has important diagnostic implications as IIH remains a diagnosis of exclusion. Among the most important mimics is cerebral venous thrombosis, which can reproduce the headache, papilledema, and sixth-nerve palsy characteristic of IIH but frequently presents with seizures or focal neurologic deficits due to cortical venous involvement.5,6 Consequently, diagnostic paradigms have long distinguished pressure-mediated disease without seizures from structural venous pathology in which seizures are common. This leads to the view that epilepsy represents evidence against rather than a consequence of IIH.</w:t>
-      </w:r>
-    </w:p>
-    <w:p>
-      <w:pPr>
-        <w:spacing w:after="120"/>
-      </w:pPr>
-    </w:p>
-    <w:p>
-      <w:pPr>
-        <w:spacing w:after="0" w:line="480"/>
-      </w:pPr>
-      <w:r>
-        <w:rPr>
-          <w:rFonts w:ascii="Times New Roman" w:cs="Times New Roman" w:eastAsia="Times New Roman" w:hAnsi="Times New Roman"/>
-          <w:sz w:val="24"/>
-          <w:szCs w:val="24"/>
-        </w:rPr>
-        <w:t xml:space="preserve">However, an indirect mechanistic link between IIH and epilepsy has been proposed. Chronic intracranial hypertension may lead to skull-base remodeling and osseous erosion, resulting in meningoceles and, most notably, temporal lobe encephaloceles through the middle cranial fossa. These structural abnormalities have been described in patients with IIH, spontaneous skull-base CSF leaks, and drug-resistant temporal lobe epilepsy, suggesting that sustained elevations in intracranial pressure could create a substrate for epileptogenesis over time rather than precipitating seizures acutely.7 Whether this anatomic association translates into an increased population-level risk of incident seizures or epilepsy remains unknown. Current prognostic frameworks for IIH therefore remain focused on visual outcomes, headache burden, and disease recurrence, with little consideration of seizure-related outcomes.8,9</w:t>
+        <w:t xml:space="preserve">Idiopathic intracranial hypertension (IIH) is a disorder characterized by elevated cerebrospinal fluid (CSF) pressure in the absence of an identifiable secondary cause. It occurs predominantly in women of reproductive age with obesity, and its incidence continues to rise in parallel with the global obesity epidemic.1 According to the revised Friedman criteria, IIH is defined by papilledema or abducens nerve palsy, elevated lumbar puncture opening pressure, normal CSF composition, a normal neurologic examination apart from cranial nerve abnormalities, and neuroimaging demonstrating no space-occupying lesion, hydrocephalus, or cerebral venous sinus thrombosis.2 A normal mental status and the absence of focal neurologic deficits are themselves diagnostic requirements. Natural-history studies describe headache, transient visual obscurations, pulsatile tinnitus, visual loss, and diplopia as the characteristic clinical spectrum of IIH, without an established association with seizures or epilepsy either at presentation or during long-term follow-up.1,3,4,5</w:t>
+      </w:r>
+    </w:p>
+    <w:p>
+      <w:pPr>
+        <w:spacing w:after="120"/>
+      </w:pPr>
+    </w:p>
+    <w:p>
+      <w:pPr>
+        <w:spacing w:after="0" w:line="480"/>
+      </w:pPr>
+      <w:r>
+        <w:rPr>
+          <w:rFonts w:ascii="Times New Roman" w:cs="Times New Roman" w:eastAsia="Times New Roman" w:hAnsi="Times New Roman"/>
+          <w:sz w:val="24"/>
+          <w:szCs w:val="24"/>
+        </w:rPr>
+        <w:t xml:space="preserve">This distinction has important diagnostic implications as IIH remains a diagnosis of exclusion. Among the most important mimics is cerebral venous thrombosis, which can reproduce the headache, papilledema, and sixth-nerve palsy characteristic of IIH but frequently presents with seizures or focal neurologic deficits due to cortical venous involvement.6,7 Consequently, diagnostic paradigms have long distinguished pressure-mediated disease without seizures from structural venous pathology in which seizures are common. This leads to the view that epilepsy represents evidence against rather than a consequence of IIH.</w:t>
+      </w:r>
+    </w:p>
+    <w:p>
+      <w:pPr>
+        <w:spacing w:after="120"/>
+      </w:pPr>
+    </w:p>
+    <w:p>
+      <w:pPr>
+        <w:spacing w:after="0" w:line="480"/>
+      </w:pPr>
+      <w:r>
+        <w:rPr>
+          <w:rFonts w:ascii="Times New Roman" w:cs="Times New Roman" w:eastAsia="Times New Roman" w:hAnsi="Times New Roman"/>
+          <w:sz w:val="24"/>
+          <w:szCs w:val="24"/>
+        </w:rPr>
+        <w:t xml:space="preserve">However, an indirect mechanistic link between IIH and epilepsy has been proposed. Chronic intracranial hypertension may lead to skull-base remodeling and osseous erosion, resulting in meningoceles and, most notably, temporal lobe encephaloceles through the middle cranial fossa. These structural abnormalities have been described in patients with IIH, spontaneous skull-base CSF leaks, and drug-resistant temporal lobe epilepsy, suggesting that sustained elevations in intracranial pressure could create a substrate for epileptogenesis over time rather than precipitating seizures acutely.8 Whether this anatomic association translates into an increased population-level risk of incident seizures or epilepsy remains unknown. Current prognostic frameworks for IIH therefore remain focused on visual outcomes, headache burden, and disease recurrence, with little consideration of seizure-related outcomes.9,10</w:t>
       </w:r>
     </w:p>
     <w:p>
@@ -626,7 +626,7 @@
           <w:sz w:val="24"/>
           <w:szCs w:val="24"/>
         </w:rPr>
-        <w:t xml:space="preserve">This report follows the STROBE and RECORD reporting guidelines.10,11 The study was approved by the Mayo Clinic Institutional Review Board, which waived the requirement for informed consent.</w:t>
+        <w:t xml:space="preserve">This report follows the STROBE and RECORD reporting guidelines.11,12 The study was approved by the Mayo Clinic Institutional Review Board, which waived the requirement for informed consent.</w:t>
       </w:r>
     </w:p>
     <w:p>
@@ -660,7 +660,7 @@
           <w:sz w:val="24"/>
           <w:szCs w:val="24"/>
         </w:rPr>
-        <w:t xml:space="preserve">Patients with IIH. Adolescents and adults were identified using an IIH diagnosis code (ICD-9-CM 348.2 or ICD-10-CM G93.2, in any position) together with a lumbar puncture record (CPT 62270 or 62328, or an electronic lumbar puncture procedure entry). The index date was the date of the diagnostic lumbar puncture. IIH diagnoses were not adjudicated against the revised diagnostic criteria; opening pressure was abstracted when available.12 The complete code list is provided in eTable 1.Comparators were patients with no IIH diagnosis code at any time in the available record.</w:t>
+        <w:t xml:space="preserve">Patients with IIH. Adolescents and adults were identified using an IIH diagnosis code (ICD-9-CM 348.2 or ICD-10-CM G93.2, in any position) together with a lumbar puncture record (CPT 62270 or 62328, or an electronic lumbar puncture procedure entry). The index date was the date of the diagnostic lumbar puncture. IIH diagnoses were not adjudicated against the revised diagnostic criteria; opening pressure was abstracted when available.2 The complete code list is provided in eTable 1. Comparators were patients with no IIH diagnosis code at any time in the available record.</w:t>
       </w:r>
     </w:p>
     <w:p>
@@ -2063,24 +2063,6 @@
     </w:p>
     <w:p>
       <w:pPr>
-        <w:spacing w:after="0" w:line="480"/>
-      </w:pPr>
-      <w:r>
-        <w:rPr>
-          <w:rFonts w:ascii="Times New Roman" w:cs="Times New Roman" w:eastAsia="Times New Roman" w:hAnsi="Times New Roman"/>
-          <w:sz w:val="24"/>
-          <w:szCs w:val="24"/>
-        </w:rPr>
-        <w:t xml:space="preserve">2. Markey KA, Mollan SP, Jensen RH, Sinclair AJ. Understanding idiopathic intracranial hypertension: mechanisms, management, and future directions. Lancet Neurol. 2016;15(1):78-91. doi:10.1016/S1474-4422(15)00298-7</w:t>
-      </w:r>
-    </w:p>
-    <w:p>
-      <w:pPr>
-        <w:spacing w:after="120"/>
-      </w:pPr>
-    </w:p>
-    <w:p>
-      <w:pPr>
         <w:spacing w:after="40" w:line="300"/>
       </w:pPr>
       <w:r>
@@ -2089,38 +2071,20 @@
           <w:sz w:val="24"/>
           <w:szCs w:val="24"/>
         </w:rPr>
-        <w:t xml:space="preserve">3. Patel P, Ross A, Henretig FM, et al. Clinical reasoning: a 12-year-old girl with headache and change in mental status. Neurology. 2018;90(11):e1000-e1004.</w:t>
-      </w:r>
-    </w:p>
-    <w:p>
-      <w:pPr>
-        <w:spacing w:after="0" w:line="480"/>
-      </w:pPr>
-      <w:r>
-        <w:rPr>
-          <w:rFonts w:ascii="Times New Roman" w:cs="Times New Roman" w:eastAsia="Times New Roman" w:hAnsi="Times New Roman"/>
-          <w:sz w:val="24"/>
-          <w:szCs w:val="24"/>
-        </w:rPr>
-        <w:t xml:space="preserve">4. Olaru C, Langberg S, McCoin NS. A review of the clinical presentation, causes, and diagnostic evaluation of increased intracranial pressure in the emergency department. West J Emerg Med. 2024;25(6):1046-1057.</w:t>
-      </w:r>
-    </w:p>
-    <w:p>
-      <w:pPr>
-        <w:spacing w:after="120"/>
-      </w:pPr>
-    </w:p>
-    <w:p>
-      <w:pPr>
-        <w:spacing w:after="0" w:line="480"/>
-      </w:pPr>
-      <w:r>
-        <w:rPr>
-          <w:rFonts w:ascii="Times New Roman" w:cs="Times New Roman" w:eastAsia="Times New Roman" w:hAnsi="Times New Roman"/>
-          <w:sz w:val="24"/>
-          <w:szCs w:val="24"/>
-        </w:rPr>
-        <w:t xml:space="preserve">5. Saposnik G, Bushnell C, Coutinho JM, et al. Diagnosis and management of cerebral venous thrombosis: a scientific statement from the American Heart Association. Stroke. 2024;55(12):e77-e90. doi:10.1161/STR.0000000000000456</w:t>
+        <w:t xml:space="preserve">2. Friedman DI, Liu GT, Digre KB. Revised diagnostic criteria for the pseudotumor cerebri syndrome in adults and children. Neurology. 2013;81(13):1159--1165.</w:t>
+      </w:r>
+    </w:p>
+    <w:p>
+      <w:pPr>
+        <w:spacing w:after="0" w:line="480"/>
+      </w:pPr>
+      <w:r>
+        <w:rPr>
+          <w:rFonts w:ascii="Times New Roman" w:cs="Times New Roman" w:eastAsia="Times New Roman" w:hAnsi="Times New Roman"/>
+          <w:sz w:val="24"/>
+          <w:szCs w:val="24"/>
+        </w:rPr>
+        <w:t xml:space="preserve">3. Markey KA, Mollan SP, Jensen RH, Sinclair AJ. Understanding idiopathic intracranial hypertension: mechanisms, management, and future directions. Lancet Neurol. 2016;15(1):78-91. doi:10.1016/S1474-4422(15)00298-7</w:t>
       </w:r>
     </w:p>
     <w:p>
@@ -2138,8 +2102,44 @@
           <w:sz w:val="24"/>
           <w:szCs w:val="24"/>
         </w:rPr>
-        <w:t xml:space="preserve">6. Ropper AH, Klein JP. Cerebral venous thrombosis. N Engl J Med. 2021;385(1):59-64. doi:10.1056/NEJMra2106545</w:t>
-      </w:r>
+        <w:t xml:space="preserve">4. Patel P, Ross A, Henretig FM, et al. Clinical reasoning: a 12-year-old girl with headache and change in mental status. Neurology. 2018;90(11):e1000-e1004.</w:t>
+      </w:r>
+    </w:p>
+    <w:p>
+      <w:pPr>
+        <w:spacing w:after="0" w:line="480"/>
+      </w:pPr>
+      <w:r>
+        <w:rPr>
+          <w:rFonts w:ascii="Times New Roman" w:cs="Times New Roman" w:eastAsia="Times New Roman" w:hAnsi="Times New Roman"/>
+          <w:sz w:val="24"/>
+          <w:szCs w:val="24"/>
+        </w:rPr>
+        <w:t xml:space="preserve">5. Olaru C, Langberg S, McCoin NS. A review of the clinical presentation, causes, and diagnostic evaluation of increased intracranial pressure in the emergency department. West J Emerg Med. 2024;25(6):1046-1057.</w:t>
+      </w:r>
+    </w:p>
+    <w:p>
+      <w:pPr>
+        <w:spacing w:after="120"/>
+      </w:pPr>
+    </w:p>
+    <w:p>
+      <w:pPr>
+        <w:spacing w:after="0" w:line="480"/>
+      </w:pPr>
+      <w:r>
+        <w:rPr>
+          <w:rFonts w:ascii="Times New Roman" w:cs="Times New Roman" w:eastAsia="Times New Roman" w:hAnsi="Times New Roman"/>
+          <w:sz w:val="24"/>
+          <w:szCs w:val="24"/>
+        </w:rPr>
+        <w:t xml:space="preserve">6. Saposnik G, Bushnell C, Coutinho JM, et al. Diagnosis and management of cerebral venous thrombosis: a scientific statement from the American Heart Association. Stroke. 2024;55(12):e77-e90. doi:10.1161/STR.0000000000000456</w:t>
+      </w:r>
+    </w:p>
+    <w:p>
+      <w:pPr>
+        <w:spacing w:after="120"/>
+      </w:pPr>
     </w:p>
     <w:p>
       <w:pPr>
@@ -2151,26 +2151,8 @@
           <w:sz w:val="24"/>
           <w:szCs w:val="24"/>
         </w:rPr>
-        <w:t xml:space="preserve">7. Chen BS, Britton JOT. Expanding the clinical spectrum of idiopathic intracranial hypertension. Curr Opin Neurol. 2023;36(1):80-86.</w:t>
-      </w:r>
-    </w:p>
-    <w:p>
-      <w:pPr>
-        <w:spacing w:after="0" w:line="480"/>
-      </w:pPr>
-      <w:r>
-        <w:rPr>
-          <w:rFonts w:ascii="Times New Roman" w:cs="Times New Roman" w:eastAsia="Times New Roman" w:hAnsi="Times New Roman"/>
-          <w:sz w:val="24"/>
-          <w:szCs w:val="24"/>
-        </w:rPr>
-        <w:t xml:space="preserve">8. Toscano S, Lo Fermo S, Reggio E, et al. An update on idiopathic intracranial hypertension in adults: a look at pathophysiology, diagnostic approach and management. J Neurol. 2021;268(9):3249-3268. doi:10.1007/s00415-020-09943-9</w:t>
-      </w:r>
-    </w:p>
-    <w:p>
-      <w:pPr>
-        <w:spacing w:after="120"/>
-      </w:pPr>
+        <w:t xml:space="preserve">7. Ropper AH, Klein JP. Cerebral venous thrombosis. N Engl J Med. 2021;385(1):59-64. doi:10.1056/NEJMra2106545</w:t>
+      </w:r>
     </w:p>
     <w:p>
       <w:pPr>
@@ -2182,20 +2164,20 @@
           <w:sz w:val="24"/>
           <w:szCs w:val="24"/>
         </w:rPr>
-        <w:t xml:space="preserve">9. Molander LD, Hagen SM, Hansen NS, et al. Patterns of retinal damage and visual long-term consequences in patients with idiopathic intracranial hypertension. Neurology. 2025;104(7):e211234.</w:t>
-      </w:r>
-    </w:p>
-    <w:p>
-      <w:pPr>
-        <w:spacing w:after="0" w:line="480"/>
-      </w:pPr>
-      <w:r>
-        <w:rPr>
-          <w:rFonts w:ascii="Times New Roman" w:cs="Times New Roman" w:eastAsia="Times New Roman" w:hAnsi="Times New Roman"/>
-          <w:sz w:val="24"/>
-          <w:szCs w:val="24"/>
-        </w:rPr>
-        <w:t xml:space="preserve">10. von Elm E, Altman DG, Egger M, et al. The Strengthening the Reporting of Observational Studies in Epidemiology (STROBE) statement: guidelines for reporting observational studies. Lancet. 2007;370(9596):1453--1457.</w:t>
+        <w:t xml:space="preserve">8. Chen BS, Britton JOT. Expanding the clinical spectrum of idiopathic intracranial hypertension. Curr Opin Neurol. 2023;36(1):80-86.</w:t>
+      </w:r>
+    </w:p>
+    <w:p>
+      <w:pPr>
+        <w:spacing w:after="0" w:line="480"/>
+      </w:pPr>
+      <w:r>
+        <w:rPr>
+          <w:rFonts w:ascii="Times New Roman" w:cs="Times New Roman" w:eastAsia="Times New Roman" w:hAnsi="Times New Roman"/>
+          <w:sz w:val="24"/>
+          <w:szCs w:val="24"/>
+        </w:rPr>
+        <w:t xml:space="preserve">9. Toscano S, Lo Fermo S, Reggio E, et al. An update on idiopathic intracranial hypertension in adults: a look at pathophysiology, diagnostic approach and management. J Neurol. 2021;268(9):3249-3268. doi:10.1007/s00415-020-09943-9</w:t>
       </w:r>
     </w:p>
     <w:p>
@@ -2213,8 +2195,26 @@
           <w:sz w:val="24"/>
           <w:szCs w:val="24"/>
         </w:rPr>
-        <w:t xml:space="preserve">11. Benchimol EI, Smeeth L, Guttmann A, et al. The REporting of studies Conducted using Observational Routinely-collected health Data (RECORD) statement. PLoS Med. 2015;12(10):e1001885.</w:t>
-      </w:r>
+        <w:t xml:space="preserve">10. Molander LD, Hagen SM, Hansen NS, et al. Patterns of retinal damage and visual long-term consequences in patients with idiopathic intracranial hypertension. Neurology. 2025;104(7):e211234.</w:t>
+      </w:r>
+    </w:p>
+    <w:p>
+      <w:pPr>
+        <w:spacing w:after="0" w:line="480"/>
+      </w:pPr>
+      <w:r>
+        <w:rPr>
+          <w:rFonts w:ascii="Times New Roman" w:cs="Times New Roman" w:eastAsia="Times New Roman" w:hAnsi="Times New Roman"/>
+          <w:sz w:val="24"/>
+          <w:szCs w:val="24"/>
+        </w:rPr>
+        <w:t xml:space="preserve">11. von Elm E, Altman DG, Egger M, et al. The Strengthening the Reporting of Observational Studies in Epidemiology (STROBE) statement: guidelines for reporting observational studies. Lancet. 2007;370(9596):1453--1457.</w:t>
+      </w:r>
+    </w:p>
+    <w:p>
+      <w:pPr>
+        <w:spacing w:after="120"/>
+      </w:pPr>
     </w:p>
     <w:p>
       <w:pPr>
@@ -2226,7 +2226,7 @@
           <w:sz w:val="24"/>
           <w:szCs w:val="24"/>
         </w:rPr>
-        <w:t xml:space="preserve">12. Friedman DI, Liu GT, Digre KB. Revised diagnostic criteria for the pseudotumor cerebri syndrome in adults and children. Neurology. 2013;81(13):1159--1165.</w:t>
+        <w:t xml:space="preserve">12. Benchimol EI, Smeeth L, Guttmann A, et al. The REporting of studies Conducted using Observational Routinely-collected health Data (RECORD) statement. PLoS Med. 2015;12(10):e1001885.</w:t>
       </w:r>
     </w:p>
     <w:p>

--- a/report/MANUSCRIPT_corrected.docx
+++ b/report/MANUSCRIPT_corrected.docx
@@ -122,7 +122,7 @@
           <w:sz w:val="24"/>
           <w:szCs w:val="24"/>
         </w:rPr>
-        <w:t xml:space="preserve">Word count: main text 3,258; abstract 299</w:t>
+        <w:t xml:space="preserve">Word count: main text ~4,218; abstract 380</w:t>
       </w:r>
     </w:p>
     <w:p>
@@ -481,6 +481,7 @@
     <w:p>
       <w:pPr>
         <w:pStyle w:val="Heading1"/>
+        <w:pageBreakBefore/>
         <w:spacing w:after="180" w:before="360"/>
       </w:pPr>
       <w:r>
@@ -1204,7 +1205,7 @@
           <w:sz w:val="24"/>
           <w:szCs w:val="24"/>
         </w:rPr>
-        <w:t xml:space="preserve">Among 2,520 eligible patients with IIH, 2,490 (98.8%) were matched to 5,743 comparators, yielding a mean of 2.31 comparators per case. Eighty-seven percent of cases were matched at the most stringent tier. After the washout and follow-up eligibility criteria were applied, 2,138 patients with IIH contributed to the primary analysis. The IIH and comparator groups contributed 4,563.0 and 9,375.2 person-years, respectively. Median follow-up was 2.77 years (IQR 1.23--3.00) in the IIH group and 1.51 years (IQR 0.52--3.00) among comparators.</w:t>
+        <w:t xml:space="preserve">Among 2,520 eligible patients with IIH, 2,490 (98.8%) were matched (eFigure 1) to 5,743 comparators, yielding a mean of 2.31 comparators per case. Eighty-seven percent of cases were matched at the most stringent tier. After the washout and follow-up eligibility criteria were applied, 2,138 patients with IIH contributed to the primary analysis. The IIH and comparator groups contributed 4,563.0 and 9,375.2 person-years, respectively. Median follow-up was 2.77 years (IQR 1.23--3.00) in the IIH group and 1.51 years (IQR 0.52--3.00) among comparators.</w:t>
       </w:r>
     </w:p>
     <w:p>
@@ -1256,7 +1257,7 @@
           <w:sz w:val="24"/>
           <w:szCs w:val="24"/>
         </w:rPr>
-        <w:t xml:space="preserve">During follow-up, 66 patients with IIH and 63 comparators experienced a qualifying seizure or epilepsy event. Incidence rates were 14.46 and 6.72 per 1,000 person-years, respectively (95% CIs 11.19--18.40 and 5.16--8.60). The corresponding HR was 2.28 (95% CI 1.62--3.22; p\&lt;0.001), with no evidence of violation of the proportional hazards assumption (p=0.94). Three-year cumulative incidence was 3.83% in the IIH group and 1.71% among comparators, an absolute difference of 2.12 percentage points.</w:t>
+        <w:t xml:space="preserve">During follow-up, 66 patients with IIH and 63 comparators experienced a qualifying seizure or epilepsy event. Incidence rates were 14.46 and 6.72 per 1,000 person-years, respectively (95% CIs 11.19--18.40 and 5.16--8.60). The corresponding HR was 2.28 (95% CI 1.62--3.22; p\&lt;0.001), with no evidence of violation of the proportional hazards assumption (p=0.94). Three-year cumulative incidence was 3.83% in the IIH group and 1.71% among comparators, an absolute difference of 2.12 percentage points (Figure 1).</w:t>
       </w:r>
     </w:p>
     <w:p>
@@ -1308,7 +1309,7 @@
           <w:sz w:val="24"/>
           <w:szCs w:val="24"/>
         </w:rPr>
-        <w:t xml:space="preserve">The association was similar across alternative outcome and cohort definitions (Table 2; eFigure 1). Removing the medication criterion produced an HR of 1.93 (95% CI 1.34--2.77), while restriction to epilepsy-specific codes produced an HR of 2.30 (95% CI 1.35--3.92). Restriction to patients with opening pressure of at least 25 cm H₂O yielded an HR of 2.25 (95% CI 1.41--3.59). Landmark analyses excluding the first 30, 90, and 180 days after the washout yielded HRs of 2.49, 2.29, and 2.22, respectively. The overlap-weighted analysis produced an HR of 2.31 (95% CI 1.56--3.43). Counting all encounter rows as healthcare contact produced an HR of 2.79 (95% CI 1.98--3.93).</w:t>
+        <w:t xml:space="preserve">The association was similar across alternative outcome and cohort definitions (Table 2; Figure 2). Removing the medication criterion produced an HR of 1.93 (95% CI 1.34--2.77), while restriction to epilepsy-specific codes produced an HR of 2.30 (95% CI 1.35--3.92). Restriction to patients with opening pressure of at least 25 cm H₂O yielded an HR of 2.25 (95% CI 1.41--3.59). Landmark analyses excluding the first 30, 90, and 180 days after the washout yielded HRs of 2.49, 2.29, and 2.22, respectively. The overlap-weighted analysis produced an HR of 2.31 (95% CI 1.56--3.43). Counting all encounter rows as healthcare contact produced an HR of 2.79 (95% CI 1.98--3.93).</w:t>
       </w:r>
     </w:p>
     <w:p>
@@ -1378,7 +1379,7 @@
           <w:sz w:val="24"/>
           <w:szCs w:val="24"/>
         </w:rPr>
-        <w:t xml:space="preserve">Among patients with a primary event, 41 of 66 patients with IIH (62%; 95% CI 49%--74%) and 32 of 63 comparators (51%; 95% CI 38%--64%) met the definition of recurrent seizure or epilepsy (Fisher exact p=0.22; eFigure 2). No interaction reached statistical significance (eTable 7). HRs were 1.90 among patients younger than 35 years and 2.72 among those aged 35 years or older (p for interaction=0.31). By BMI, HRs were 2.86 for BMI \&lt;35 kg/m² and 1.87 for BMI ≥35 kg/m² (p=0.26). By sex, the HR was 1.98 among women and 5.12 among men (p=0.055); the male estimate was based on 20 events.</w:t>
+        <w:t xml:space="preserve">Among patients with a primary event, 41 of 66 patients with IIH (62%; 95% CI 49%--74%) and 32 of 63 comparators (51%; 95% CI 38%--64%) met the definition of recurrent seizure or epilepsy (Fisher exact p=0.22; eFigure 3). No interaction reached statistical significance (eTable 7). HRs were 1.90 among patients younger than 35 years and 2.72 among those aged 35 years or older (p for interaction=0.31). By BMI, HRs were 2.86 for BMI \&lt;35 kg/m² and 1.87 for BMI ≥35 kg/m² (p=0.26). By sex, the HR was 1.98 among women and 5.12 among men (p=0.055); the male estimate was based on 20 events.</w:t>
       </w:r>
     </w:p>
     <w:p>
@@ -1430,25 +1431,25 @@
           <w:sz w:val="24"/>
           <w:szCs w:val="24"/>
         </w:rPr>
-        <w:t xml:space="preserve">All 11 negative-control outcomes were more prevalent at baseline among patients with IIH, with prevalence ratios ranging from 1.6 to 5.0 (all p\&lt;0.01). Thus, none met the prespecified balance criterion for a specificity analysis (Table 3). After the index date, 8 of 11 negative controls had HRs whose 95% CIs excluded 1. The seizure outcome had an unadjusted rate ratio of 2.15, which was lower than the corresponding estimates for 6 of the 11 controls. Across the negative controls, greater baseline imbalance was associated with larger post-index HRs (r=0.66, p=0.026). The empirical calibration model yielded a predicted detection-only HR of 1.04 (95% CI 0.37--2.90); importantly, this interval included the observed seizure HR.</w:t>
-      </w:r>
-    </w:p>
-    <w:p>
-      <w:pPr>
-        <w:spacing w:after="120"/>
-      </w:pPr>
-    </w:p>
-    <w:p>
-      <w:pPr>
-        <w:spacing w:after="0" w:line="480"/>
-      </w:pPr>
-      <w:r>
-        <w:rPr>
-          <w:rFonts w:ascii="Times New Roman" w:cs="Times New Roman" w:eastAsia="Times New Roman" w:hAnsi="Times New Roman"/>
-          <w:sz w:val="24"/>
-          <w:szCs w:val="24"/>
-        </w:rPr>
-        <w:t xml:space="preserve">Adjustment for each of six measures of pre-index healthcare contact moved all 66 negative-control estimates toward the null (median change −29%; range −46% to −3%). In contrast, the seizure HR increased under each measure, ranging from 2.46 to 2.93. Because adjustment for healthcare utilization can have complex causal interpretations, these findings are supportive but do not establish that differential detection was absent.</w:t>
+        <w:t xml:space="preserve">All 11 negative-control outcomes were more prevalent at baseline among patients with IIH, with prevalence ratios ranging from 1.6 to 5.0 (all p\&lt;0.01). Thus, none met the prespecified balance criterion for a specificity analysis (Table 3). After the index date, 8 of 11 negative controls had HRs whose 95% CIs excluded 1. The seizure outcome had an unadjusted rate ratio of 2.15, which was lower than the corresponding estimates for 6 of the 11 controls. Across the negative controls, greater baseline imbalance was associated with larger post-index HRs (r=0.66, p=0.026). The empirical calibration model yielded a predicted detection-only HR of 1.04 (95% CI 0.37--2.90; eFigure 2); importantly, this interval included the observed seizure HR.</w:t>
+      </w:r>
+    </w:p>
+    <w:p>
+      <w:pPr>
+        <w:spacing w:after="120"/>
+      </w:pPr>
+    </w:p>
+    <w:p>
+      <w:pPr>
+        <w:spacing w:after="0" w:line="480"/>
+      </w:pPr>
+      <w:r>
+        <w:rPr>
+          <w:rFonts w:ascii="Times New Roman" w:cs="Times New Roman" w:eastAsia="Times New Roman" w:hAnsi="Times New Roman"/>
+          <w:sz w:val="24"/>
+          <w:szCs w:val="24"/>
+        </w:rPr>
+        <w:t xml:space="preserve">Adjustment for each of six measures of pre-index healthcare contact moved all 66 negative-control estimates toward the null (median change −29%; range −46% to −3%). In contrast, the seizure HR increased under each measure, ranging from 2.46 to 2.93 (Figure 3). Because adjustment for healthcare utilization can have complex causal interpretations, these findings are supportive but do not establish that differential detection was absent.</w:t>
       </w:r>
     </w:p>
     <w:p>
@@ -2480,21 +2481,16 @@
     </w:p>
     <w:p>
       <w:pPr>
-        <w:spacing w:after="0" w:line="480"/>
-      </w:pPr>
-      <w:r>
-        <w:rPr>
-          <w:rFonts w:ascii="Times New Roman" w:cs="Times New Roman" w:eastAsia="Times New Roman" w:hAnsi="Times New Roman"/>
-          <w:sz w:val="24"/>
-          <w:szCs w:val="24"/>
-        </w:rPr>
-        <w:t xml:space="preserve">31. Ben-Menachem E. Weight issues for people with epilepsy: a review. Epilepsia. 2007;48(Suppl 9):42--45. # TABLES AND FIGURE LEGENDS Tables 1--3 and Figure legends should be retained from the source manuscript, with the editorial/statistical revisions noted below. The table values were not independently recomputed from raw data in this editorial revision.</w:t>
-      </w:r>
-    </w:p>
-    <w:p>
-      <w:pPr>
-        <w:spacing w:after="120"/>
-      </w:pPr>
+        <w:spacing w:after="40" w:line="300"/>
+      </w:pPr>
+      <w:r>
+        <w:rPr>
+          <w:rFonts w:ascii="Times New Roman" w:cs="Times New Roman" w:eastAsia="Times New Roman" w:hAnsi="Times New Roman"/>
+          <w:sz w:val="24"/>
+          <w:szCs w:val="24"/>
+        </w:rPr>
+        <w:t xml:space="preserve">31. Ben-Menachem E. Weight issues for people with epilepsy: a review. Epilepsia. 2007;48(Suppl 9):42--45.</w:t>
+      </w:r>
     </w:p>
     <w:p>
       <w:r>
@@ -7477,7 +7473,7 @@
           <w:sz w:val="21"/>
           <w:szCs w:val="21"/>
         </w:rPr>
-        <w:t xml:space="preserve">Cumulative incidence of incident seizure or epilepsy after the 180-day washout, by cohort. Estimated with the Aalen-Johansen method treating death as a competing event; shaded bands are 95% confidence intervals. Three-year cumulative incidence was 3.83% in the IIH group and 1.71% among comparators (absolute difference 2.12 percentage points; HR 2.28, 95% CI 1.62-3.22).</w:t>
+        <w:t xml:space="preserve">Cumulative incidence of incident seizure or epilepsy after the 180-day washout, by cohort. Estimated with the Aalen-Johansen method treating death as a competing event; shaded bands are 95% confidence intervals. Three-year cumulative incidence was 3.83% in the IIH group and 1.71% among comparators (absolute difference 2.12 percentage points; hazard ratio 2.28, 95% CI 1.62-3.22).</w:t>
       </w:r>
     </w:p>
     <w:p>
@@ -7557,7 +7553,7 @@
       <w:r>
         <w:drawing>
           <wp:inline distT="0" distB="0" distL="0" distR="0">
-            <wp:extent cx="3781425" cy="2838450"/>
+            <wp:extent cx="4048125" cy="3371850"/>
             <wp:effectExtent t="0" r="0" b="0" l="0"/>
             <wp:docPr id="1" name="" descr="" title=""/>
             <wp:cNvGraphicFramePr>
@@ -7582,7 +7578,7 @@
                   <pic:spPr bwMode="auto">
                     <a:xfrm>
                       <a:off x="0" y="0"/>
-                      <a:ext cx="3781425" cy="2838450"/>
+                      <a:ext cx="4048125" cy="3371850"/>
                     </a:xfrm>
                     <a:prstGeom prst="rect">
                       <a:avLst/>
@@ -7607,7 +7603,7 @@
           <w:sz w:val="21"/>
           <w:szCs w:val="21"/>
         </w:rPr>
-        <w:t xml:space="preserve">Figure 3A. </w:t>
+        <w:t xml:space="preserve">Figure 3. </w:t>
       </w:r>
       <w:r>
         <w:rPr>
@@ -7615,76 +7611,7 @@
           <w:sz w:val="21"/>
           <w:szCs w:val="21"/>
         </w:rPr>
-        <w:t xml:space="preserve">Empirical calibration across 11 negative-control outcomes. Each orange point is one negative control, plotted by its baseline prevalence ratio and its post-index hazard ratio; the line is the fitted relationship (r = 0.66, p = 0.026) and the shaded band its 95% prediction interval. The open circle is the predicted detection-attributable hazard ratio at baseline balance, 1.04 (95% CI 0.37-2.90). The diamond is the observed seizure estimate, which lies inside that interval.</w:t>
-      </w:r>
-    </w:p>
-    <w:p>
-      <w:pPr>
-        <w:spacing w:after="100" w:before="300"/>
-        <w:jc w:val="center"/>
-      </w:pPr>
-      <w:r>
-        <w:drawing>
-          <wp:inline distT="0" distB="0" distL="0" distR="0">
-            <wp:extent cx="3781425" cy="2695575"/>
-            <wp:effectExtent t="0" r="0" b="0" l="0"/>
-            <wp:docPr id="1" name="" descr="" title=""/>
-            <wp:cNvGraphicFramePr>
-              <a:graphicFrameLocks xmlns:a="http://schemas.openxmlformats.org/drawingml/2006/main" noChangeAspect="1"/>
-            </wp:cNvGraphicFramePr>
-            <a:graphic xmlns:a="http://schemas.openxmlformats.org/drawingml/2006/main">
-              <a:graphicData uri="http://schemas.openxmlformats.org/drawingml/2006/picture">
-                <pic:pic xmlns:pic="http://schemas.openxmlformats.org/drawingml/2006/picture">
-                  <pic:nvPicPr>
-                    <pic:cNvPr id="0" name="" descr=""/>
-                    <pic:cNvPicPr>
-                      <a:picLocks noChangeAspect="1" noChangeArrowheads="1"/>
-                    </pic:cNvPicPr>
-                  </pic:nvPicPr>
-                  <pic:blipFill>
-                    <a:blip r:embed="rId11" cstate="none"/>
-                    <a:srcRect/>
-                    <a:stretch>
-                      <a:fillRect/>
-                    </a:stretch>
-                  </pic:blipFill>
-                  <pic:spPr bwMode="auto">
-                    <a:xfrm>
-                      <a:off x="0" y="0"/>
-                      <a:ext cx="3781425" cy="2695575"/>
-                    </a:xfrm>
-                    <a:prstGeom prst="rect">
-                      <a:avLst/>
-                    </a:prstGeom>
-                  </pic:spPr>
-                </pic:pic>
-              </a:graphicData>
-            </a:graphic>
-          </wp:inline>
-        </w:drawing>
-      </w:r>
-    </w:p>
-    <w:p>
-      <w:pPr>
-        <w:spacing w:after="240"/>
-      </w:pPr>
-      <w:r>
-        <w:rPr>
-          <w:rFonts w:ascii="Times New Roman" w:cs="Times New Roman" w:eastAsia="Times New Roman" w:hAnsi="Times New Roman"/>
-          <w:b/>
-          <w:bCs/>
-          <w:sz w:val="21"/>
-          <w:szCs w:val="21"/>
-        </w:rPr>
-        <w:t xml:space="preserve">Figure 3B. </w:t>
-      </w:r>
-      <w:r>
-        <w:rPr>
-          <w:rFonts w:ascii="Times New Roman" w:cs="Times New Roman" w:eastAsia="Times New Roman" w:hAnsi="Times New Roman"/>
-          <w:sz w:val="21"/>
-          <w:szCs w:val="21"/>
-        </w:rPr>
-        <w:t xml:space="preserve">Direction of movement of each outcome under adjustment for six independent measures of pre-index healthcare contact. Circles show the median change across the 11 negative-control outcomes; diamonds show the seizure outcome. All 66 control-by-measure combinations moved toward the null, whereas the seizure estimate moved away from the null under all six measures.</w:t>
+        <w:t xml:space="preserve">Change in the estimated association for every outcome on adjustment for pre-index healthcare contact. Each line is one outcome, drawn from its unadjusted to its contact-adjusted hazard ratio on a logarithmic scale; orange lines are the 11 negative-control outcomes and the blue line is the primary outcome. Unadjusted, the seizure estimate (2.28) lies among the negative controls. On adjustment all 11 controls move toward the null (-18.8% to -42.6%), whereas the seizure estimate moves away from it (+12.6%). An outcome generated purely by differential detection would be expected to behave as the controls do.</w:t>
       </w:r>
     </w:p>
     <w:sectPr>

--- a/report/MANUSCRIPT_corrected.docx
+++ b/report/MANUSCRIPT_corrected.docx
@@ -122,7 +122,7 @@
           <w:sz w:val="24"/>
           <w:szCs w:val="24"/>
         </w:rPr>
-        <w:t xml:space="preserve">Word count: main text ~4,218; abstract 380</w:t>
+        <w:t xml:space="preserve">Word count: main text 4,181; abstract 367; key points 122; references 31</w:t>
       </w:r>
     </w:p>
     <w:p>
